--- a/docs/QATD-Refined.docx
+++ b/docs/QATD-Refined.docx
@@ -4,7 +4,8 @@
   <w:body>
     <w:p>
       <w:pPr>
-        <w:spacing w:after="120"/>
+        <w:spacing w:after="80"/>
+        <w:jc w:val="center"/>
       </w:pPr>
       <w:r>
         <w:rPr>
@@ -19,35 +20,54 @@
     </w:p>
     <w:p>
       <w:pPr>
-        <w:spacing w:after="240"/>
+        <w:spacing w:after="80"/>
+        <w:jc w:val="center"/>
       </w:pPr>
       <w:r>
         <w:rPr>
+          <w:i/>
+          <w:iCs/>
           <w:color w:val="2E74B5"/>
           <w:sz w:val="32"/>
           <w:szCs w:val="32"/>
         </w:rPr>
-        <w:t xml:space="preserve">Quality Assurance Testing Document — Refined</w:t>
+        <w:t xml:space="preserve">Quality Assurance Testing Document (Refined)</w:t>
+      </w:r>
+    </w:p>
+    <w:p>
+      <w:pPr>
+        <w:spacing w:after="240"/>
+        <w:jc w:val="center"/>
+      </w:pPr>
+      <w:r>
+        <w:rPr>
+          <w:color w:val="595959"/>
+          <w:sz w:val="16"/>
+          <w:szCs w:val="16"/>
+        </w:rPr>
+        <w:t xml:space="preserve">UMHackathon 2026, Final Round, Domain 1</w:t>
       </w:r>
     </w:p>
     <w:p>
       <w:pPr>
         <w:spacing w:after="80"/>
+        <w:jc w:val="center"/>
       </w:pPr>
       <w:r>
         <w:rPr>
           <w:b/>
           <w:bCs/>
         </w:rPr>
-        <w:t xml:space="preserve">Version: </w:t>
-      </w:r>
-      <w:r>
-        <w:t xml:space="preserve">Final Round v2.0 · 2 May 2026 (refines preliminary QATD shipped 26 April)</w:t>
+        <w:t xml:space="preserve">Team: </w:t>
+      </w:r>
+      <w:r>
+        <w:t xml:space="preserve">Breaking Bank, Team 108, Universiti Malaya</w:t>
       </w:r>
     </w:p>
     <w:p>
       <w:pPr>
         <w:spacing w:after="80"/>
+        <w:jc w:val="center"/>
       </w:pPr>
       <w:r>
         <w:rPr>
@@ -57,12 +77,13 @@
         <w:t xml:space="preserve">Repository: </w:t>
       </w:r>
       <w:r>
-        <w:t xml:space="preserve">github.com/ZenBen5173/uniguide @ commit 3ef77e1</w:t>
+        <w:t xml:space="preserve">github.com/ZenBen5173/uniguide</w:t>
       </w:r>
     </w:p>
     <w:p>
       <w:pPr>
-        <w:spacing w:after="320"/>
+        <w:spacing w:after="80"/>
+        <w:jc w:val="center"/>
       </w:pPr>
       <w:r>
         <w:rPr>
@@ -73,6 +94,22 @@
       </w:r>
       <w:r>
         <w:t xml:space="preserve">uniguide-blush.vercel.app</w:t>
+      </w:r>
+    </w:p>
+    <w:p>
+      <w:pPr>
+        <w:spacing w:after="240"/>
+        <w:jc w:val="center"/>
+      </w:pPr>
+      <w:r>
+        <w:rPr>
+          <w:b/>
+          <w:bCs/>
+        </w:rPr>
+        <w:t xml:space="preserve">Document version: </w:t>
+      </w:r>
+      <w:r>
+        <w:t xml:space="preserve">Final Round v2.0, 2 May 2026 (refines preliminary QATD shipped 26 April)</w:t>
       </w:r>
     </w:p>
     <w:p>
@@ -81,12 +118,55 @@
         <w:jc w:val="center"/>
       </w:pPr>
       <w:r>
+        <w:drawing>
+          <wp:inline distT="0" distB="0" distL="0" distR="0">
+            <wp:extent cx="1143000" cy="571500"/>
+            <wp:effectExtent t="0" r="0" b="0" l="0"/>
+            <wp:docPr id="1" name="ZAI" descr="Z.AI Logo (Restricted Usage)" title="Z.AI Logo"/>
+            <wp:cNvGraphicFramePr>
+              <a:graphicFrameLocks xmlns:a="http://schemas.openxmlformats.org/drawingml/2006/main" noChangeAspect="1"/>
+            </wp:cNvGraphicFramePr>
+            <a:graphic xmlns:a="http://schemas.openxmlformats.org/drawingml/2006/main">
+              <a:graphicData uri="http://schemas.openxmlformats.org/drawingml/2006/picture">
+                <pic:pic xmlns:pic="http://schemas.openxmlformats.org/drawingml/2006/picture">
+                  <pic:nvPicPr>
+                    <pic:cNvPr id="0" name="" descr=""/>
+                    <pic:cNvPicPr>
+                      <a:picLocks noChangeAspect="1" noChangeArrowheads="1"/>
+                    </pic:cNvPicPr>
+                  </pic:nvPicPr>
+                  <pic:blipFill>
+                    <a:blip r:embed="rId9" cstate="none"/>
+                    <a:srcRect/>
+                    <a:stretch>
+                      <a:fillRect/>
+                    </a:stretch>
+                  </pic:blipFill>
+                  <pic:spPr bwMode="auto">
+                    <a:xfrm>
+                      <a:off x="0" y="0"/>
+                      <a:ext cx="1143000" cy="571500"/>
+                    </a:xfrm>
+                    <a:prstGeom prst="rect">
+                      <a:avLst/>
+                    </a:prstGeom>
+                  </pic:spPr>
+                </pic:pic>
+              </a:graphicData>
+            </a:graphic>
+          </wp:inline>
+        </w:drawing>
+      </w:r>
+      <w:r>
+        <w:t xml:space="preserve">          </w:t>
+      </w:r>
+      <w:r>
         <w:rPr>
           <w:i/>
           <w:iCs/>
           <w:color w:val="595959"/>
         </w:rPr>
-        <w:t xml:space="preserve">[ Z.AI logo ]    [ YTL AI LABS logo ]</w:t>
+        <w:t xml:space="preserve">[ YTL AI LABS logo, see /Logo folder in repo ]</w:t>
       </w:r>
     </w:p>
     <w:p>
@@ -102,7 +182,7 @@
         <w:spacing w:after="140"/>
       </w:pPr>
       <w:r>
-        <w:t xml:space="preserve">This document is the refined Quality Assurance &amp; Testing Document (QATD) for UniGuide at UMHackathon 2026 Finals. It updates the preliminary QATD (submitted 26 April) with the additional features shipped during the online and physical sub-phases of the finals, and replaces the prelim defect list with a current one.</w:t>
+        <w:t xml:space="preserve">This document is the refined Quality Assurance and Testing Document for UniGuide at UMHackathon 2026 Finals. It updates the preliminary QATD (submitted 26 April) with the additional features shipped during the online and physical sub-phases of the final round, and replaces the prelim defect list with a current one.</w:t>
       </w:r>
     </w:p>
     <w:p>
@@ -110,7 +190,7 @@
         <w:spacing w:after="140"/>
       </w:pPr>
       <w:r>
-        <w:t xml:space="preserve">Quality confidence at finals submission is grounded in: (a) a complete TypeScript-strict + Zod-runtime schema layer that catches contract drift at build and request time; (b) one resilience smoke test that exercises the GLM and ILMU mock-fallback paths; (c) extensive manual demo runs verifying every PRD feature end-to-end on the live deploy; and (d) deliberate engineering of resilience layers so any single AI failure degrades gracefully rather than orphaning an application.</w:t>
+        <w:t xml:space="preserve">Quality confidence at finals submission rests on four pillars: (a) a fully-typed schema layer that catches contract drift at build and request time (TypeScript strict plus Zod runtime validation); (b) one resilience smoke test that exercises the AI mock-fallback paths; (c) extensive manual demo runs verifying every PRD feature end-to-end on the live deploy; and (d) deliberate engineering of resilience layers so that any single AI failure degrades gracefully rather than orphaning an application.</w:t>
       </w:r>
     </w:p>
     <w:p>
@@ -118,7 +198,7 @@
         <w:spacing w:after="140"/>
       </w:pPr>
       <w:r>
-        <w:t xml:space="preserve">The team explicitly acknowledges that automated test coverage at finals submission is light — one integration smoke test. This is by design under the time-box. The post-finals quality plan ramps integration and end-to-end test coverage to a full pyramid by Q3 2026.</w:t>
+        <w:t xml:space="preserve">The team explicitly acknowledges that automated test coverage at finals submission is light, namely one integration smoke test. This is by design under the time-box. The post-finals quality plan ramps integration and end-to-end test coverage to a full pyramid by Q3 2026. A glossary of recurring terms is provided at the end (Section 11).</w:t>
       </w:r>
     </w:p>
     <w:p>
@@ -134,7 +214,7 @@
         <w:spacing w:after="140"/>
       </w:pPr>
       <w:r>
-        <w:t xml:space="preserve">Three layers, each calibrated to the hackathon's risk profile:</w:t>
+        <w:t xml:space="preserve">Three layers, each calibrated to the hackathon's risk profile.</w:t>
       </w:r>
     </w:p>
     <w:p>
@@ -151,10 +231,10 @@
           <w:b/>
           <w:bCs/>
         </w:rPr>
-        <w:t xml:space="preserve">Static layer (always-on): </w:t>
-      </w:r>
-      <w:r>
-        <w:t xml:space="preserve">TypeScript strict, Zod runtime validation on every API request body, prompt-hash recording on every AI call. Catches: type drift, malformed requests, schema regressions, prompt-version reproducibility.</w:t>
+        <w:t xml:space="preserve">Static layer (always on): </w:t>
+      </w:r>
+      <w:r>
+        <w:t xml:space="preserve">TypeScript strict mode, Zod runtime validation on every API request body, prompt-hash recording on every AI call. Catches type drift, malformed requests, schema regressions, and prompt-version changes.</w:t>
       </w:r>
     </w:p>
     <w:p>
@@ -174,7 +254,7 @@
         <w:t xml:space="preserve">Resilience-fixture layer (automated): </w:t>
       </w:r>
       <w:r>
-        <w:t xml:space="preserve">`tests/glm-mock.test.ts` confirms that with no API keys configured, every GLM and ILMU call-site returns the recorded fixture rather than throwing. This is the single most important automated check for the demo: no judge should ever see a 5xx mid-pitch.</w:t>
+        <w:t xml:space="preserve">tests/glm-mock.test.ts confirms that with no AI keys configured, every GLM and ILMU call site returns the recorded fixture rather than throwing. This is the single most important automated check for the demo: no judge should ever see a 5xx mid-pitch.</w:t>
       </w:r>
     </w:p>
     <w:p>
@@ -191,10 +271,10 @@
           <w:b/>
           <w:bCs/>
         </w:rPr>
-        <w:t xml:space="preserve">Manual happy-path + edge-case sweeps (per release): </w:t>
-      </w:r>
-      <w:r>
-        <w:t xml:space="preserve">Before each significant push, the team runs a scripted sequence covering the full student → coordinator → letter loop, plus the new features added in this build (parseDocument extraction, SOP-grounded briefing, plan-mode preview-step, coordinator coassist, student chat + escalation). Results are captured in §4 below.</w:t>
+        <w:t xml:space="preserve">Manual happy-path plus edge-case sweeps (per release): </w:t>
+      </w:r>
+      <w:r>
+        <w:t xml:space="preserve">Before each significant push, the team runs a scripted sequence covering the full student-to-coordinator-to-letter loop, plus the new features added in this build (parseDocument extraction, SOP-grounded briefing, plan-mode preview-step, coordinator coassist, student chat plus escalation). Results are captured in Section 4 below.</w:t>
       </w:r>
     </w:p>
     <w:p>
@@ -210,7 +290,7 @@
         <w:spacing w:after="140"/>
       </w:pPr>
       <w:r>
-        <w:t xml:space="preserve">All PRD features (F1–F28) plus the six features added during the finals build (F29–F34) traced to test cases and their current status. Green rows are PASS in the most recent test run.</w:t>
+        <w:t xml:space="preserve">All PRD features (F1 to F28) plus the six features added during the finals build (F29 to F34) traced to test cases and their current status. Green rows are PASS in the most recent test run.</w:t>
       </w:r>
     </w:p>
     <w:tbl>
@@ -407,7 +487,7 @@
               <w:spacing w:after="0"/>
             </w:pPr>
             <w:r>
-              <w:t xml:space="preserve">Three role surfaces (student / coordinator / admin)</w:t>
+              <w:t xml:space="preserve">Three role surfaces (student, coordinator, admin)</w:t>
             </w:r>
           </w:p>
         </w:tc>
@@ -458,7 +538,7 @@
               <w:spacing w:after="0"/>
             </w:pPr>
             <w:r>
-              <w:t xml:space="preserve">PASS — all three roles render their landing page</w:t>
+              <w:t xml:space="preserve">PASS, all three roles render their landing page</w:t>
             </w:r>
           </w:p>
         </w:tc>
@@ -510,7 +590,7 @@
               <w:spacing w:after="0"/>
             </w:pPr>
             <w:r>
-              <w:t xml:space="preserve">AI step emission turn-by-turn via GLM nextStep</w:t>
+              <w:t xml:space="preserve">AI step generation turn-by-turn via GLM nextStep</w:t>
             </w:r>
           </w:p>
         </w:tc>
@@ -535,7 +615,7 @@
               <w:spacing w:after="0"/>
             </w:pPr>
             <w:r>
-              <w:t xml:space="preserve">Start a Scholarship application → walk Step 1-6 → confirm next-step is grounded in SOP citations</w:t>
+              <w:t xml:space="preserve">Start a Scholarship application, walk Steps 1 to 6, confirm next-step is grounded in SOP citations</w:t>
             </w:r>
           </w:p>
         </w:tc>
@@ -561,7 +641,7 @@
               <w:spacing w:after="0"/>
             </w:pPr>
             <w:r>
-              <w:t xml:space="preserve">PASS — citations visible on every step in the live deploy</w:t>
+              <w:t xml:space="preserve">PASS, citations visible on every step in the live deploy</w:t>
             </w:r>
           </w:p>
         </w:tc>
@@ -638,7 +718,7 @@
               <w:spacing w:after="0"/>
             </w:pPr>
             <w:r>
-              <w:t xml:space="preserve">Click any citation → SOP viewer opens scrolled to that section</w:t>
+              <w:t xml:space="preserve">Click any citation; SOP viewer opens scrolled to that section</w:t>
             </w:r>
           </w:p>
         </w:tc>
@@ -716,7 +796,7 @@
               <w:spacing w:after="0"/>
             </w:pPr>
             <w:r>
-              <w:t xml:space="preserve">Coordinator briefing with extracted facts + flags + recommendation + confidence</w:t>
+              <w:t xml:space="preserve">Coordinator briefing with extracted facts, flags, recommendation, confidence</w:t>
             </w:r>
           </w:p>
         </w:tc>
@@ -741,7 +821,7 @@
               <w:spacing w:after="0"/>
             </w:pPr>
             <w:r>
-              <w:t xml:space="preserve">Submit a borderline-CGPA scholarship → open coordinator inbox → confirm 5-field briefing rendering</w:t>
+              <w:t xml:space="preserve">Submit a borderline-CGPA scholarship, open coordinator inbox, confirm 5-field briefing renders</w:t>
             </w:r>
           </w:p>
         </w:tc>
@@ -767,7 +847,7 @@
               <w:spacing w:after="0"/>
             </w:pPr>
             <w:r>
-              <w:t xml:space="preserve">PASS — verified during finals build with the Demo Coordinator account</w:t>
+              <w:t xml:space="preserve">PASS, verified during finals build with the Demo Coordinator account</w:t>
             </w:r>
           </w:p>
         </w:tc>
@@ -819,7 +899,7 @@
               <w:spacing w:after="0"/>
             </w:pPr>
             <w:r>
-              <w:t xml:space="preserve">Preview &amp; edit decision letter with hallucination check</w:t>
+              <w:t xml:space="preserve">Preview and edit decision letter with hallucination check</w:t>
             </w:r>
           </w:p>
         </w:tc>
@@ -844,7 +924,7 @@
               <w:spacing w:after="0"/>
             </w:pPr>
             <w:r>
-              <w:t xml:space="preserve">Click Preview &amp; approve → modal shows letter, editable, regex check returns issues for any name/CGPA/year mismatch</w:t>
+              <w:t xml:space="preserve">Click Preview &amp; approve; modal shows letter, editable, regex check returns issues for any name/CGPA/year mismatch</w:t>
             </w:r>
           </w:p>
         </w:tc>
@@ -947,7 +1027,7 @@
               <w:spacing w:after="0"/>
             </w:pPr>
             <w:r>
-              <w:t xml:space="preserve">Approve a submission → countdown banner appears → click undo → status reverts</w:t>
+              <w:t xml:space="preserve">Approve a submission, countdown banner appears, click undo, status reverts</w:t>
             </w:r>
           </w:p>
         </w:tc>
@@ -973,7 +1053,7 @@
               <w:spacing w:after="0"/>
             </w:pPr>
             <w:r>
-              <w:t xml:space="preserve">PASS — verified</w:t>
+              <w:t xml:space="preserve">PASS, verified</w:t>
             </w:r>
           </w:p>
         </w:tc>
@@ -1050,7 +1130,7 @@
               <w:spacing w:after="0"/>
             </w:pPr>
             <w:r>
-              <w:t xml:space="preserve">Click Suggest comment → 3 AI-drafted pills appear → click one to insert</w:t>
+              <w:t xml:space="preserve">Click Suggest comment, 3 AI-drafted pills appear, click one to insert</w:t>
             </w:r>
           </w:p>
         </w:tc>
@@ -1128,7 +1208,7 @@
               <w:spacing w:after="0"/>
             </w:pPr>
             <w:r>
-              <w:t xml:space="preserve">Coordinator claim/release + Mine filter</w:t>
+              <w:t xml:space="preserve">Coordinator claim/release plus Mine filter</w:t>
             </w:r>
           </w:p>
         </w:tc>
@@ -1153,7 +1233,7 @@
               <w:spacing w:after="0"/>
             </w:pPr>
             <w:r>
-              <w:t xml:space="preserve">Click Claim → row tagged "you" → click Release → tag clears</w:t>
+              <w:t xml:space="preserve">Click Claim, row tagged 'you', click Release, tag clears</w:t>
             </w:r>
           </w:p>
         </w:tc>
@@ -1256,7 +1336,7 @@
               <w:spacing w:after="0"/>
             </w:pPr>
             <w:r>
-              <w:t xml:space="preserve">Tick 3 unflagged + 1 flagged → Bulk approve → flagged auto-excluded with reason summary</w:t>
+              <w:t xml:space="preserve">Tick 3 unflagged plus 1 flagged; Bulk approve; flagged auto-excluded with reason summary</w:t>
             </w:r>
           </w:p>
         </w:tc>
@@ -1359,7 +1439,7 @@
               <w:spacing w:after="0"/>
             </w:pPr>
             <w:r>
-              <w:t xml:space="preserve">Tick 2 → Bulk request info → modal with editable note → confirm</w:t>
+              <w:t xml:space="preserve">Tick 2; Bulk request info; modal with editable note; confirm</w:t>
             </w:r>
           </w:p>
         </w:tc>
@@ -1462,7 +1542,7 @@
               <w:spacing w:after="0"/>
             </w:pPr>
             <w:r>
-              <w:t xml:space="preserve">Drop PDF on file_upload step → file lands in application-files bucket; signed URL accessible only to owner+staff</w:t>
+              <w:t xml:space="preserve">Drop PDF on file_upload step; file lands in application-files bucket; signed URL accessible only to owner and staff</w:t>
             </w:r>
           </w:p>
         </w:tc>
@@ -1565,7 +1645,7 @@
               <w:spacing w:after="0"/>
             </w:pPr>
             <w:r>
-              <w:t xml:space="preserve">Type into a text step → reload → answer hydrates</w:t>
+              <w:t xml:space="preserve">Type into a text step, reload, answer hydrates</w:t>
             </w:r>
           </w:p>
         </w:tc>
@@ -1668,7 +1748,7 @@
               <w:spacing w:after="0"/>
             </w:pPr>
             <w:r>
-              <w:t xml:space="preserve">Open student in tab A, coordinator in tab B → coordinator approves → A updates without refresh</w:t>
+              <w:t xml:space="preserve">Open student in tab A, coordinator in tab B; coordinator approves; A updates without refresh</w:t>
             </w:r>
           </w:p>
         </w:tc>
@@ -1694,7 +1774,7 @@
               <w:spacing w:after="0"/>
             </w:pPr>
             <w:r>
-              <w:t xml:space="preserve">PASS — verified post-0015 replica identity migration</w:t>
+              <w:t xml:space="preserve">PASS, verified after the migration that set REPLICA IDENTITY FULL</w:t>
             </w:r>
           </w:p>
         </w:tc>
@@ -1746,7 +1826,7 @@
               <w:spacing w:after="0"/>
             </w:pPr>
             <w:r>
-              <w:t xml:space="preserve">Student↔coordinator message thread (realtime)</w:t>
+              <w:t xml:space="preserve">Student-coordinator message thread (realtime)</w:t>
             </w:r>
           </w:p>
         </w:tc>
@@ -1771,7 +1851,7 @@
               <w:spacing w:after="0"/>
             </w:pPr>
             <w:r>
-              <w:t xml:space="preserve">Send message from coordinator → student sees it instantly</w:t>
+              <w:t xml:space="preserve">Send message from coordinator; student sees it instantly</w:t>
             </w:r>
           </w:p>
         </w:tc>
@@ -1874,7 +1954,7 @@
               <w:spacing w:after="0"/>
             </w:pPr>
             <w:r>
-              <w:t xml:space="preserve">Add internal note as coordinator → switch to student account → note not visible</w:t>
+              <w:t xml:space="preserve">Add internal note as coordinator; switch to student account; note not visible</w:t>
             </w:r>
           </w:p>
         </w:tc>
@@ -1900,7 +1980,7 @@
               <w:spacing w:after="0"/>
             </w:pPr>
             <w:r>
-              <w:t xml:space="preserve">PASS — RLS-enforced</w:t>
+              <w:t xml:space="preserve">PASS, RLS-enforced</w:t>
             </w:r>
           </w:p>
         </w:tc>
@@ -1977,7 +2057,7 @@
               <w:spacing w:after="0"/>
             </w:pPr>
             <w:r>
-              <w:t xml:space="preserve">Click Edit on Step 2 → change answer → AI marks subsequent steps stale and re-emits</w:t>
+              <w:t xml:space="preserve">Click Edit on Step 2, change answer, AI marks subsequent steps stale and re-emits</w:t>
             </w:r>
           </w:p>
         </w:tc>
@@ -2080,7 +2160,7 @@
               <w:spacing w:after="0"/>
             </w:pPr>
             <w:r>
-              <w:t xml:space="preserve">Withdraw a draft → status flips → coordinator inbox no longer surfaces it</w:t>
+              <w:t xml:space="preserve">Withdraw a draft, status flips, coordinator inbox no longer surfaces it</w:t>
             </w:r>
           </w:p>
         </w:tc>
@@ -2158,7 +2238,7 @@
               <w:spacing w:after="0"/>
             </w:pPr>
             <w:r>
-              <w:t xml:space="preserve">Notification bell with last 14 days + unread count</w:t>
+              <w:t xml:space="preserve">Notification bell with last 14 days plus unread count</w:t>
             </w:r>
           </w:p>
         </w:tc>
@@ -2183,7 +2263,7 @@
               <w:spacing w:after="0"/>
             </w:pPr>
             <w:r>
-              <w:t xml:space="preserve">Trigger 3 events → bell shows badge with count = 3</w:t>
+              <w:t xml:space="preserve">Trigger 3 events, bell shows badge with count = 3</w:t>
             </w:r>
           </w:p>
         </w:tc>
@@ -2286,7 +2366,7 @@
               <w:spacing w:after="0"/>
             </w:pPr>
             <w:r>
-              <w:t xml:space="preserve">Click View letter → /letters/[id]/print loads → print to PDF works</w:t>
+              <w:t xml:space="preserve">Click View letter, /letters/[id]/print loads, print to PDF works</w:t>
             </w:r>
           </w:p>
         </w:tc>
@@ -2364,7 +2444,7 @@
               <w:spacing w:after="0"/>
             </w:pPr>
             <w:r>
-              <w:t xml:space="preserve">Admin SOP upload (paste / URL / PDF)</w:t>
+              <w:t xml:space="preserve">Admin SOP upload (paste, URL, PDF)</w:t>
             </w:r>
           </w:p>
         </w:tc>
@@ -2389,7 +2469,7 @@
               <w:spacing w:after="0"/>
             </w:pPr>
             <w:r>
-              <w:t xml:space="preserve">Upload all three modes → confirm chunks render in viewer</w:t>
+              <w:t xml:space="preserve">Upload all three modes, confirm chunks render in viewer</w:t>
             </w:r>
           </w:p>
         </w:tc>
@@ -2415,7 +2495,7 @@
               <w:spacing w:after="0"/>
             </w:pPr>
             <w:r>
-              <w:t xml:space="preserve">PASS — pdf-parse handles real-text PDFs; image-only rejected by design</w:t>
+              <w:t xml:space="preserve">PASS, pdf-parse handles real-text PDFs; image-only rejected by design</w:t>
             </w:r>
           </w:p>
         </w:tc>
@@ -2492,7 +2572,7 @@
               <w:spacing w:after="0"/>
             </w:pPr>
             <w:r>
-              <w:t xml:space="preserve">Edit acceptance template → confirm new submissions use new wording; old letters unchanged</w:t>
+              <w:t xml:space="preserve">Edit acceptance template, confirm new submissions use new wording; old letters unchanged</w:t>
             </w:r>
           </w:p>
         </w:tc>
@@ -2595,7 +2675,7 @@
               <w:spacing w:after="0"/>
             </w:pPr>
             <w:r>
-              <w:t xml:space="preserve">Set date + label → student tile reflects it</w:t>
+              <w:t xml:space="preserve">Set date plus label, student tile reflects it</w:t>
             </w:r>
           </w:p>
         </w:tc>
@@ -2673,7 +2753,7 @@
               <w:spacing w:after="0"/>
             </w:pPr>
             <w:r>
-              <w:t xml:space="preserve">Admin analytics (KPIs + per-procedure)</w:t>
+              <w:t xml:space="preserve">Admin analytics (KPIs plus per-procedure)</w:t>
             </w:r>
           </w:p>
         </w:tc>
@@ -2698,7 +2778,7 @@
               <w:spacing w:after="0"/>
             </w:pPr>
             <w:r>
-              <w:t xml:space="preserve">Visit /admin/analytics → KPIs render against seeded data</w:t>
+              <w:t xml:space="preserve">Visit /admin/analytics, KPIs render against seeded data</w:t>
             </w:r>
           </w:p>
         </w:tc>
@@ -2801,7 +2881,7 @@
               <w:spacing w:after="0"/>
             </w:pPr>
             <w:r>
-              <w:t xml:space="preserve">Visit /admin/glm-traces → 100 most-recent calls listed; row expand shows input/output JSON</w:t>
+              <w:t xml:space="preserve">Visit /admin/glm-traces, 100 most-recent calls listed; row expand shows input/output JSON</w:t>
             </w:r>
           </w:p>
         </w:tc>
@@ -2904,7 +2984,7 @@
               <w:spacing w:after="0"/>
             </w:pPr>
             <w:r>
-              <w:t xml:space="preserve">Click any demo tile → /api/demo/reset fires → 9 apps in distinct states</w:t>
+              <w:t xml:space="preserve">Click any demo tile; /api/demo/reset fires; 9 apps in distinct states</w:t>
             </w:r>
           </w:p>
         </w:tc>
@@ -2982,7 +3062,7 @@
               <w:spacing w:after="0"/>
             </w:pPr>
             <w:r>
-              <w:t xml:space="preserve">Mock mode + demo banner + auto-fallback</w:t>
+              <w:t xml:space="preserve">Mock mode plus demo banner plus auto-fallback</w:t>
             </w:r>
           </w:p>
         </w:tc>
@@ -3007,7 +3087,7 @@
               <w:spacing w:after="0"/>
             </w:pPr>
             <w:r>
-              <w:t xml:space="preserve">Unset ZAI_API_KEY → all calls return fixtures; banner appears</w:t>
+              <w:t xml:space="preserve">Unset ZAI_API_KEY; all calls return fixtures; banner appears</w:t>
             </w:r>
           </w:p>
         </w:tc>
@@ -3110,7 +3190,7 @@
               <w:spacing w:after="0"/>
             </w:pPr>
             <w:r>
-              <w:t xml:space="preserve">Set USE_ILMU_FOR_BRIEFING=true → submit application → trace shows ilmu-glm-5.1</w:t>
+              <w:t xml:space="preserve">Set USE_ILMU_FOR_BRIEFING=true; submit application; trace shows ilmu-glm-5.1</w:t>
             </w:r>
           </w:p>
         </w:tc>
@@ -3136,7 +3216,7 @@
               <w:spacing w:after="0"/>
             </w:pPr>
             <w:r>
-              <w:t xml:space="preserve">PASS — provider tag visible in trace inputSummary</w:t>
+              <w:t xml:space="preserve">PASS, provider tag visible in trace inputSummary</w:t>
             </w:r>
           </w:p>
         </w:tc>
@@ -3188,7 +3268,7 @@
               <w:spacing w:after="0"/>
             </w:pPr>
             <w:r>
-              <w:t xml:space="preserve">Submit / decide endpoints degrade gracefully on AI failure</w:t>
+              <w:t xml:space="preserve">Submit and decide endpoints degrade gracefully on AI failure</w:t>
             </w:r>
           </w:p>
         </w:tc>
@@ -3213,7 +3293,7 @@
               <w:spacing w:after="0"/>
             </w:pPr>
             <w:r>
-              <w:t xml:space="preserve">Force generateBriefing throw → /submit still flips status to submitted with fallback briefing</w:t>
+              <w:t xml:space="preserve">Force generateBriefing throw; /submit still flips status to submitted with fallback briefing</w:t>
             </w:r>
           </w:p>
         </w:tc>
@@ -3239,7 +3319,7 @@
               <w:spacing w:after="0"/>
             </w:pPr>
             <w:r>
-              <w:t xml:space="preserve">PASS — added fallback in this finals build</w:t>
+              <w:t xml:space="preserve">PASS, added fallback in this finals build</w:t>
             </w:r>
           </w:p>
         </w:tc>
@@ -3316,7 +3396,7 @@
               <w:spacing w:after="0"/>
             </w:pPr>
             <w:r>
-              <w:t xml:space="preserve">Upload an EPF statement on Scholarship Step 3 → response_data has extracted_fields keyed by extraction_schema; next step does NOT re-ask for income</w:t>
+              <w:t xml:space="preserve">Upload an EPF statement on Scholarship Step 3; response_data has extracted_fields keyed by extraction_schema; next step does not re-ask for income</w:t>
             </w:r>
           </w:p>
         </w:tc>
@@ -3342,7 +3422,7 @@
               <w:spacing w:after="0"/>
             </w:pPr>
             <w:r>
-              <w:t xml:space="preserve">PASS — added in finals build (commit 662bae8)</w:t>
+              <w:t xml:space="preserve">PASS, added in finals build (commit 662bae8)</w:t>
             </w:r>
           </w:p>
         </w:tc>
@@ -3419,7 +3499,7 @@
               <w:spacing w:after="0"/>
             </w:pPr>
             <w:r>
-              <w:t xml:space="preserve">Submit a borderline application → flag message contains an SOP § reference</w:t>
+              <w:t xml:space="preserve">Submit a borderline application; flag message contains an SOP § reference</w:t>
             </w:r>
           </w:p>
         </w:tc>
@@ -3445,7 +3525,7 @@
               <w:spacing w:after="0"/>
             </w:pPr>
             <w:r>
-              <w:t xml:space="preserve">PASS — added in finals build (commit cff0032)</w:t>
+              <w:t xml:space="preserve">PASS, added in finals build (commit cff0032)</w:t>
             </w:r>
           </w:p>
         </w:tc>
@@ -3522,7 +3602,7 @@
               <w:spacing w:after="0"/>
             </w:pPr>
             <w:r>
-              <w:t xml:space="preserve">Type comment → click Preview info request → modal shows AI's proposed step → confirm or edit</w:t>
+              <w:t xml:space="preserve">Type comment, click Preview info request, modal shows AI's proposed step, confirm or edit</w:t>
             </w:r>
           </w:p>
         </w:tc>
@@ -3548,7 +3628,7 @@
               <w:spacing w:after="0"/>
             </w:pPr>
             <w:r>
-              <w:t xml:space="preserve">PASS — added in finals build (commit f34cc1c)</w:t>
+              <w:t xml:space="preserve">PASS, added in finals build (commit f34cc1c)</w:t>
             </w:r>
           </w:p>
         </w:tc>
@@ -3600,7 +3680,7 @@
               <w:spacing w:after="0"/>
             </w:pPr>
             <w:r>
-              <w:t xml:space="preserve">Coordinator coassist (revise letter / step / briefing)</w:t>
+              <w:t xml:space="preserve">Coordinator coassist (revise letter, step, briefing)</w:t>
             </w:r>
           </w:p>
         </w:tc>
@@ -3625,7 +3705,7 @@
               <w:spacing w:after="0"/>
             </w:pPr>
             <w:r>
-              <w:t xml:space="preserve">In preview-letter modal, type "make it softer" → click Revise → letter updates inline; same pattern in step modal and briefing drawer</w:t>
+              <w:t xml:space="preserve">In preview-letter modal, type 'make it softer', click Revise; letter updates inline; same pattern in step modal and briefing drawer</w:t>
             </w:r>
           </w:p>
         </w:tc>
@@ -3651,7 +3731,7 @@
               <w:spacing w:after="0"/>
             </w:pPr>
             <w:r>
-              <w:t xml:space="preserve">PASS — added in finals build (commit 9f14f6b)</w:t>
+              <w:t xml:space="preserve">PASS, added in finals build (commit 9f14f6b)</w:t>
             </w:r>
           </w:p>
         </w:tc>
@@ -3728,7 +3808,7 @@
               <w:spacing w:after="0"/>
             </w:pPr>
             <w:r>
-              <w:t xml:space="preserve">Type a question in the chat panel → AI answers; type "I need a coordinator" → escalation pill appears → click → coordinator Triage tab surfaces it</w:t>
+              <w:t xml:space="preserve">Type a question in the chat panel; AI answers; type 'I need a coordinator'; escalation pill appears; click; coordinator Triage tab surfaces it</w:t>
             </w:r>
           </w:p>
         </w:tc>
@@ -3754,7 +3834,7 @@
               <w:spacing w:after="0"/>
             </w:pPr>
             <w:r>
-              <w:t xml:space="preserve">PASS — added in finals build (commit 3ef77e1)</w:t>
+              <w:t xml:space="preserve">PASS, added in finals build (commit 3ef77e1)</w:t>
             </w:r>
           </w:p>
         </w:tc>
@@ -3831,7 +3911,7 @@
               <w:spacing w:after="0"/>
             </w:pPr>
             <w:r>
-              <w:t xml:space="preserve">Visit /admin/cost → KPIs + by-model + by-endpoint + 14-day trend render against live trace data</w:t>
+              <w:t xml:space="preserve">Visit /admin/cost; KPIs plus by-model plus by-endpoint plus 14-day trend render against live trace data</w:t>
             </w:r>
           </w:p>
         </w:tc>
@@ -3857,7 +3937,7 @@
               <w:spacing w:after="0"/>
             </w:pPr>
             <w:r>
-              <w:t xml:space="preserve">PASS — added in finals build (commit be77a4b)</w:t>
+              <w:t xml:space="preserve">PASS, added in finals build (commit be77a4b)</w:t>
             </w:r>
           </w:p>
         </w:tc>
@@ -3868,7 +3948,7 @@
         <w:pStyle w:val="Heading1"/>
       </w:pPr>
       <w:r>
-        <w:t xml:space="preserve">4. Test execution evidence</w:t>
+        <w:t xml:space="preserve">4. Test Execution Evidence</w:t>
       </w:r>
     </w:p>
     <w:p>
@@ -3893,10 +3973,10 @@
           <w:b/>
           <w:bCs/>
         </w:rPr>
-        <w:t xml:space="preserve">Student happy path (mock + live mode): </w:t>
-      </w:r>
-      <w:r>
-        <w:t xml:space="preserve">Sign in via demo tile → Demo data resets → Open Draft scholarship application → Walk Steps 1–6 → Reach file_upload step with extraction_schema set → (live mode) confirm the AI's next step skips re-asking for income → Submit → Confirmation screen renders. PASS in both modes.</w:t>
+        <w:t xml:space="preserve">Student happy path (mock plus live mode): </w:t>
+      </w:r>
+      <w:r>
+        <w:t xml:space="preserve">Sign in via demo tile; demo data resets; open Draft scholarship application; walk Steps 1 to 6; reach the file_upload step with extraction_schema set; (live mode) confirm the AI's next step skips re-asking for income; submit; confirmation screen renders. PASS in both modes.</w:t>
       </w:r>
     </w:p>
     <w:p>
@@ -3916,7 +3996,7 @@
         <w:t xml:space="preserve">Coordinator decision flow: </w:t>
       </w:r>
       <w:r>
-        <w:t xml:space="preserve">Sign in via Coordinator demo tile → Inbox lists 4 pending submissions sorted by AI urgency → Open the highest-urgency row (block flag — declared income RM 2,000 vs EPF RM 5,800) → Briefing panel shows extracted facts, SOP-cited flags, AI recommendation, confidence score → Click Preview &amp; approve → Modal renders AI-drafted letter; hallucination check runs and shows zero issues → Click Send → Status flips, 5-minute undo banner appears. PASS.</w:t>
+        <w:t xml:space="preserve">Sign in via Coordinator demo tile; inbox lists 4 pending submissions sorted by AI urgency; open the highest-urgency row (block flag for declared income RM 2,000 vs EPF RM 5,800); briefing panel shows extracted facts, SOP-cited flags, AI recommendation, confidence score; click Preview &amp; approve; modal renders AI-drafted letter; hallucination check runs and shows zero issues; click Send; status flips, 5-minute undo banner appears. PASS.</w:t>
       </w:r>
     </w:p>
     <w:p>
@@ -3936,7 +4016,7 @@
         <w:t xml:space="preserve">Coassist flow: </w:t>
       </w:r>
       <w:r>
-        <w:t xml:space="preserve">In preview-letter modal, type "make this softer and add the appeal info paragraph" → Click Revise → Letter updates with softer wording + appeal paragraph; brief explanation strip shows what changed; turn history populated. PASS in mock mode against coassist_letter.json fixture.</w:t>
+        <w:t xml:space="preserve">In preview-letter modal, type 'make this softer and add the appeal info paragraph'; click Revise; letter updates with softer wording plus appeal paragraph; brief explanation strip shows what changed; turn history populated. PASS in mock mode against the coassist_letter.json fixture.</w:t>
       </w:r>
     </w:p>
     <w:p>
@@ -3953,10 +4033,10 @@
           <w:b/>
           <w:bCs/>
         </w:rPr>
-        <w:t xml:space="preserve">Student chat + escalation: </w:t>
-      </w:r>
-      <w:r>
-        <w:t xml:space="preserve">Type "What is B40?" → AI answers from SOP, no escalation suggested → Type "I don't have an EPF statement, can I use my parent's payslip" → AI suggests escalation → Click pill → escalation_pending=true → Coordinator Triage tab now shows the application even though it's a draft → Coordinator opens it → escalation context card visible at top → Reply in message thread → Student sees reply in real time. PASS.</w:t>
+        <w:t xml:space="preserve">Student chat plus escalation: </w:t>
+      </w:r>
+      <w:r>
+        <w:t xml:space="preserve">Type 'What is B40?'; AI answers from SOP, no escalation suggested. Type 'I don't have an EPF statement, can I use my parent's payslip'; AI suggests escalation; click pill; escalation_pending=true; coordinator Triage tab now shows the application even though it's a draft; coordinator opens it; escalation context card visible at top; reply in message thread; student sees reply in real time. PASS.</w:t>
       </w:r>
     </w:p>
     <w:p>
@@ -3976,7 +4056,7 @@
         <w:t xml:space="preserve">Demo PDF parsing (live mode): </w:t>
       </w:r>
       <w:r>
-        <w:t xml:space="preserve">Drop tests/fixtures/sample-documents/01_epf_statement_b40.pdf onto Scholarship Step 3 (file_upload with extraction_schema for income fields) → Click Continue → application_steps.response_data contains extracted_fields keyed by document_type, account_holder, monthly_contribution, estimated_monthly_income_rm, statement_period, income_tier_inferred. PASS.</w:t>
+        <w:t xml:space="preserve">Drop tests/fixtures/sample-documents/01_epf_statement_b40.pdf onto Scholarship Step 3 (file_upload with extraction_schema for income fields); click Continue; application_steps.response_data contains extracted_fields keyed by document_type, account_holder, monthly_contribution, estimated_monthly_income_rm, statement_period, income_tier_inferred. PASS.</w:t>
       </w:r>
     </w:p>
     <w:p>
@@ -3996,7 +4076,7 @@
         <w:t xml:space="preserve">Mock-fallback resilience: </w:t>
       </w:r>
       <w:r>
-        <w:t xml:space="preserve">npm test:run → tests/glm-mock.test.ts passes → confirms every GLM and ILMU call-site has a fixture and returns it cleanly when ZAI_API_KEY/ILMU_API_KEY is unset. PASS.</w:t>
+        <w:t xml:space="preserve">npm test:run; tests/glm-mock.test.ts passes; confirms every GLM and ILMU call site has a fixture and returns it cleanly when ZAI_API_KEY or ILMU_API_KEY is unset. PASS.</w:t>
       </w:r>
     </w:p>
     <w:p>
@@ -4004,7 +4084,7 @@
         <w:pStyle w:val="Heading1"/>
       </w:pPr>
       <w:r>
-        <w:t xml:space="preserve">5. Defect log</w:t>
+        <w:t xml:space="preserve">5. Defect Log</w:t>
       </w:r>
     </w:p>
     <w:p>
@@ -4316,7 +4396,7 @@
               <w:spacing w:after="0"/>
             </w:pPr>
             <w:r>
-              <w:t xml:space="preserve">Updated prompt rule 2a to explicitly cover parsed_attachments + low-confidence confirmation</w:t>
+              <w:t xml:space="preserve">Updated prompt rule 2a to explicitly cover parsed_attachments plus low-confidence confirmation</w:t>
             </w:r>
           </w:p>
         </w:tc>
@@ -4368,7 +4448,7 @@
               <w:spacing w:after="0"/>
             </w:pPr>
             <w:r>
-              <w:t xml:space="preserve">generateBriefing didn't receive sopChunks → flags weren't SOP-cited</w:t>
+              <w:t xml:space="preserve">generateBriefing didn't receive sopChunks; flags weren't SOP-cited</w:t>
             </w:r>
           </w:p>
         </w:tc>
@@ -4443,7 +4523,7 @@
               <w:spacing w:after="0"/>
             </w:pPr>
             <w:r>
-              <w:t xml:space="preserve">Added sopChunks to GenerateBriefingInputSchema + brief.md rule 6 + submit/route.ts wiring</w:t>
+              <w:t xml:space="preserve">Added sopChunks to GenerateBriefingInputSchema plus brief.md rule 6 plus submit/route.ts wiring</w:t>
             </w:r>
           </w:p>
         </w:tc>
@@ -4570,7 +4650,7 @@
               <w:spacing w:after="0"/>
             </w:pPr>
             <w:r>
-              <w:t xml:space="preserve">Added /preview-step + Preview info request modal + step_override on /decide</w:t>
+              <w:t xml:space="preserve">Added /preview-step plus Preview info request modal plus step_override on /decide</w:t>
             </w:r>
           </w:p>
         </w:tc>
@@ -4622,7 +4702,7 @@
               <w:spacing w:after="0"/>
             </w:pPr>
             <w:r>
-              <w:t xml:space="preserve">glm_reasoning_trace.endpoint CHECK constraint never widened — v2 endpoints' writes were silently bouncing</w:t>
+              <w:t xml:space="preserve">glm_reasoning_trace.endpoint CHECK constraint never widened; v2 endpoints' writes were silently bouncing</w:t>
             </w:r>
           </w:p>
         </w:tc>
@@ -4697,7 +4777,7 @@
               <w:spacing w:after="0"/>
             </w:pPr>
             <w:r>
-              <w:t xml:space="preserve">Idempotent ALTER widens to v1 + v2 + coassist + student_chat</w:t>
+              <w:t xml:space="preserve">Idempotent ALTER widens to v1 plus v2 plus coassist plus student_chat</w:t>
             </w:r>
           </w:p>
         </w:tc>
@@ -4749,7 +4829,7 @@
               <w:spacing w:after="0"/>
             </w:pPr>
             <w:r>
-              <w:t xml:space="preserve">application_messages.author_role + author_id couldn't accept AI rows</w:t>
+              <w:t xml:space="preserve">application_messages.author_role and author_id couldn't accept AI rows</w:t>
             </w:r>
           </w:p>
         </w:tc>
@@ -4951,7 +5031,7 @@
               <w:spacing w:after="0"/>
             </w:pPr>
             <w:r>
-              <w:t xml:space="preserve">Added to interface + selected in /api/applications/[id] route</w:t>
+              <w:t xml:space="preserve">Added to interface plus selected in /api/applications/[id] route</w:t>
             </w:r>
           </w:p>
         </w:tc>
@@ -5078,7 +5158,7 @@
               <w:spacing w:after="0"/>
             </w:pPr>
             <w:r>
-              <w:t xml:space="preserve">Integration tests + e2e tests scheduled for Q3 2026 ramp; manual demo runs are the primary quality gate today</w:t>
+              <w:t xml:space="preserve">Integration tests plus end-to-end tests scheduled for Q3 2026 ramp; manual demo runs are the primary quality gate today</w:t>
             </w:r>
           </w:p>
         </w:tc>
@@ -5205,7 +5285,7 @@
               <w:spacing w:after="0"/>
             </w:pPr>
             <w:r>
-              <w:t xml:space="preserve">All gated behind --force which would downgrade Next 15 → 9. Wait for vitest patch with non-breaking esbuild pin.</w:t>
+              <w:t xml:space="preserve">All gated behind --force which would downgrade Next 15 to Next 9. Wait for vitest patch with non-breaking esbuild pin.</w:t>
             </w:r>
           </w:p>
         </w:tc>
@@ -5216,7 +5296,7 @@
         <w:pStyle w:val="Heading1"/>
       </w:pPr>
       <w:r>
-        <w:t xml:space="preserve">6. Risk register</w:t>
+        <w:t xml:space="preserve">6. Risk Register</w:t>
       </w:r>
     </w:p>
     <w:p>
@@ -5224,7 +5304,7 @@
         <w:spacing w:after="140"/>
       </w:pPr>
       <w:r>
-        <w:t xml:space="preserve">Top operational risks for the production deployment, with mitigation status. Severity is the post-mitigation residual; rated low / medium / high relative to the demo and pilot operating envelope.</w:t>
+        <w:t xml:space="preserve">Top operational risks for the production deployment, with mitigation status. Severity is the post-mitigation residual; rated low, medium, or high relative to the demo and pilot operating envelope.</w:t>
       </w:r>
     </w:p>
     <w:tbl>
@@ -5485,7 +5565,7 @@
               <w:spacing w:after="0"/>
             </w:pPr>
             <w:r>
-              <w:t xml:space="preserve">AI hallucination in decision letter (wrong CGPA / name / programme)</w:t>
+              <w:t xml:space="preserve">AI hallucination in decision letter (wrong CGPA, name, programme)</w:t>
             </w:r>
           </w:p>
         </w:tc>
@@ -5560,7 +5640,7 @@
               <w:spacing w:after="0"/>
             </w:pPr>
             <w:r>
-              <w:t xml:space="preserve">Block / warn on regex hallucination check before send; coordinator-as-final-reviewer; never auto-send</w:t>
+              <w:t xml:space="preserve">Block or warn on regex hallucination check before send; coordinator-as-final-reviewer; never auto-send</w:t>
             </w:r>
           </w:p>
         </w:tc>
@@ -5585,7 +5665,7 @@
               <w:spacing w:after="0"/>
             </w:pPr>
             <w:r>
-              <w:t xml:space="preserve">Mitigated — checked at preview-letter time and after every coassist revise</w:t>
+              <w:t xml:space="preserve">Mitigated, checked at preview-letter time and after every coassist revise</w:t>
             </w:r>
           </w:p>
         </w:tc>
@@ -5712,7 +5792,7 @@
               <w:spacing w:after="0"/>
             </w:pPr>
             <w:r>
-              <w:t xml:space="preserve">Mock-mode fallback returns recorded fixture; submit/decide endpoints write fallback briefing/letter rather than 502</w:t>
+              <w:t xml:space="preserve">Mock-mode fallback returns recorded fixture; submit and decide endpoints write fallback briefing or letter rather than 502</w:t>
             </w:r>
           </w:p>
         </w:tc>
@@ -5737,7 +5817,7 @@
               <w:spacing w:after="0"/>
             </w:pPr>
             <w:r>
-              <w:t xml:space="preserve">Mitigated — tested by setting GLM_MOCK_MODE=true</w:t>
+              <w:t xml:space="preserve">Mitigated, tested by setting GLM_MOCK_MODE=true</w:t>
             </w:r>
           </w:p>
         </w:tc>
@@ -5864,7 +5944,7 @@
               <w:spacing w:after="0"/>
             </w:pPr>
             <w:r>
-              <w:t xml:space="preserve">All migrations idempotent (IF NOT EXISTS); applied via SQL editor with manual review; daily Supabase snapshots</w:t>
+              <w:t xml:space="preserve">All migrations idempotent (use IF NOT EXISTS); applied via SQL editor with manual review; daily Supabase snapshots</w:t>
             </w:r>
           </w:p>
         </w:tc>
@@ -5889,7 +5969,7 @@
               <w:spacing w:after="0"/>
             </w:pPr>
             <w:r>
-              <w:t xml:space="preserve">Mitigated — 0016 + 0017 applied cleanly to prod 2 May</w:t>
+              <w:t xml:space="preserve">Mitigated, 0016 and 0017 applied cleanly to prod 2 May</w:t>
             </w:r>
           </w:p>
         </w:tc>
@@ -6041,7 +6121,7 @@
               <w:spacing w:after="0"/>
             </w:pPr>
             <w:r>
-              <w:t xml:space="preserve">Monitored — no known holes</w:t>
+              <w:t xml:space="preserve">Monitored, no known holes</w:t>
             </w:r>
           </w:p>
         </w:tc>
@@ -6497,7 +6577,7 @@
               <w:spacing w:after="0"/>
             </w:pPr>
             <w:r>
-              <w:t xml:space="preserve">Acknowledged — coordinator gating + undo are the primary controls</w:t>
+              <w:t xml:space="preserve">Acknowledged, coordinator gating plus undo are the primary controls</w:t>
             </w:r>
           </w:p>
         </w:tc>
@@ -6624,7 +6704,7 @@
               <w:spacing w:after="0"/>
             </w:pPr>
             <w:r>
-              <w:t xml:space="preserve">extractTextFromStorage returns null → AI just doesn't get extraction; the upload itself isn't blocked; OCR is on the roadmap</w:t>
+              <w:t xml:space="preserve">extractTextFromStorage returns null; AI just doesn't get extraction; the upload itself isn't blocked; OCR is on the roadmap</w:t>
             </w:r>
           </w:p>
         </w:tc>
@@ -6801,7 +6881,7 @@
               <w:spacing w:after="0"/>
             </w:pPr>
             <w:r>
-              <w:t xml:space="preserve">Monitored — too early to assess</w:t>
+              <w:t xml:space="preserve">Monitored, too early to assess</w:t>
             </w:r>
           </w:p>
         </w:tc>
@@ -6964,7 +7044,7 @@
         <w:pStyle w:val="Heading1"/>
       </w:pPr>
       <w:r>
-        <w:t xml:space="preserve">7. Architecture trade-offs</w:t>
+        <w:t xml:space="preserve">7. Architecture Trade-Offs</w:t>
       </w:r>
     </w:p>
     <w:p>
@@ -6972,7 +7052,7 @@
         <w:spacing w:after="140"/>
       </w:pPr>
       <w:r>
-        <w:t xml:space="preserve">Decisions taken consciously for the hackathon time-box and where they would be revisited.</w:t>
+        <w:t xml:space="preserve">Decisions taken consciously for the hackathon time-box, and where they would be revisited.</w:t>
       </w:r>
     </w:p>
     <w:p>
@@ -6992,7 +7072,7 @@
         <w:t xml:space="preserve">Manual demo over comprehensive automated tests. </w:t>
       </w:r>
       <w:r>
-        <w:t xml:space="preserve">With &lt;22 hours to ship 8 commits + 4 deliverable PDFs, integration test authoring would have crowded out the parseDocument wiring and the Commit 5 schema migration. Quality is held by static typing + manual sweeps + resilience fallbacks. Post-finals: build the test pyramid out properly.</w:t>
+        <w:t xml:space="preserve">With under 22 hours to ship 8 commits plus 4 deliverable PDFs, integration test authoring would have crowded out the parseDocument wiring and the schema migrations. Quality is held by static typing plus manual sweeps plus resilience fallbacks. Post-finals: build the test pyramid out properly.</w:t>
       </w:r>
     </w:p>
     <w:p>
@@ -7012,7 +7092,7 @@
         <w:t xml:space="preserve">All-SOP-chunks retrieval over pgvector semantic search. </w:t>
       </w:r>
       <w:r>
-        <w:t xml:space="preserve">Semantic search adds embedding cost + a kNN call per step. With 5 procedures × ~10 chunks the full SOP fits in context. Activate pgvector when catalogue exceeds 30 procedures.</w:t>
+        <w:t xml:space="preserve">Semantic search adds embedding cost plus a kNN call per step. With 5 procedures times about 10 chunks each, the full SOP fits in context. Activate pgvector when the catalogue exceeds 30 procedures.</w:t>
       </w:r>
     </w:p>
     <w:p>
@@ -7032,7 +7112,7 @@
         <w:t xml:space="preserve">Inline parseDocument over an attachments table. </w:t>
       </w:r>
       <w:r>
-        <w:t xml:space="preserve">Storing extracted_fields directly on the step's response_data avoids a schema migration and simplifies buildHistory(). Multiple files per step are out of scope today (max_files default 1). The schema field parsed_attachments is already an array, so a future attachments table can swap in transparently.</w:t>
+        <w:t xml:space="preserve">Storing extracted_fields directly on the step's response_data avoids a schema migration and simplifies buildHistory. Multiple files per step are out of scope today (max_files default 1). The schema field parsed_attachments is already an array, so a future attachments table can swap in transparently.</w:t>
       </w:r>
     </w:p>
     <w:p>
@@ -7052,7 +7132,7 @@
         <w:t xml:space="preserve">Single unified application_messages table over a separate ai_chat_messages table. </w:t>
       </w:r>
       <w:r>
-        <w:t xml:space="preserve">The chat thread is one continuous conversation between student / AI / coordinator. Splitting tables would have forced UI joins and double-realtime subscriptions. Widening author_role to include 'ai' was a one-migration change.</w:t>
+        <w:t xml:space="preserve">The chat thread is one continuous conversation between student, AI, and coordinator. Splitting tables would have forced UI joins and double-realtime subscriptions. Widening author_role to include 'ai' was a one-migration change.</w:t>
       </w:r>
     </w:p>
     <w:p>
@@ -7072,7 +7152,7 @@
         <w:t xml:space="preserve">Hybrid escalation (status unchanged) over auto-submit. </w:t>
       </w:r>
       <w:r>
-        <w:t xml:space="preserve">Auto-submit conflates 'I have a question' with 'this is finished'. The hybrid model preserves the formal flow while making coordinators aware. Trade-off: requires a Triage inbox tab + per-row badge.</w:t>
+        <w:t xml:space="preserve">Auto-submit conflates 'I have a question' with 'this is finished'. The hybrid model preserves the formal flow while making coordinators aware. Trade-off: requires a Triage inbox tab plus a per-row badge.</w:t>
       </w:r>
     </w:p>
     <w:p>
@@ -7092,7 +7172,7 @@
         <w:t xml:space="preserve">Coassist as a chat (per-modal) over an editor (per-document). </w:t>
       </w:r>
       <w:r>
-        <w:t xml:space="preserve">Chat history is ephemeral by design — once the coordinator clicks Send, the modal closes and the iteration history goes with it. Persisting the chat would create an audit-trail expectation we don't yet have a policy for. The committed letter / step is the source of truth.</w:t>
+        <w:t xml:space="preserve">Chat history is ephemeral by design; once the coordinator clicks Send, the modal closes and the iteration history goes with it. Persisting the chat would create an audit-trail expectation we don't yet have a policy for. The committed letter or step is the source of truth.</w:t>
       </w:r>
     </w:p>
     <w:p>
@@ -7100,7 +7180,7 @@
         <w:pStyle w:val="Heading1"/>
       </w:pPr>
       <w:r>
-        <w:t xml:space="preserve">8. Resilience test cases (deep-dive)</w:t>
+        <w:t xml:space="preserve">8. Resilience Test Cases (Deep Dive)</w:t>
       </w:r>
     </w:p>
     <w:p>
@@ -7121,7 +7201,7 @@
         <w:spacing w:after="60"/>
       </w:pPr>
       <w:r>
-        <w:t xml:space="preserve">Set ZAI_API_KEY to an invalid value → submit a scholarship application → observe: every GLM call falls back to its named mockFixture; trace rows are written with model='glm-4.6-fallback'; demo banner does NOT appear (live mode is preserved). Application advances normally.</w:t>
+        <w:t xml:space="preserve">Set ZAI_API_KEY to an invalid value, then submit a scholarship application. Observe: every GLM call falls back to its named mock fixture; trace rows are written with model='glm-4.6-fallback'; demo banner does NOT appear (live mode is preserved). Application advances normally.</w:t>
       </w:r>
     </w:p>
     <w:p>
@@ -7134,7 +7214,7 @@
         <w:spacing w:after="60"/>
       </w:pPr>
       <w:r>
-        <w:t xml:space="preserve">Set ZAI_API_KEY to an invalid value AND submit fails on briefing generation → observe: /submit returns success with briefing_fallback=true; application_briefings row written with recommendation='review' and a single warn flag asking the coordinator to regenerate; status flipped to submitted. Application appears in inbox.</w:t>
+        <w:t xml:space="preserve">Set ZAI_API_KEY to an invalid value AND let submit fail on briefing generation. Observe: /submit returns success with briefing_fallback=true; application_briefings row written with recommendation='review' and a single warn flag asking the coordinator to regenerate; status flipped to submitted. Application appears in inbox.</w:t>
       </w:r>
     </w:p>
     <w:p>
@@ -7147,7 +7227,7 @@
         <w:spacing w:after="60"/>
       </w:pPr>
       <w:r>
-        <w:t xml:space="preserve">Mock GLM returns malformed JSON for nextStep → observe: nextStep retries once with a corrective prompt; if still malformed, the call throws (the engine catches and surfaces a 500). This is the only path that does not have a quiet fallback — by design, since it indicates the model is fundamentally not following the schema and the operator should investigate.</w:t>
+        <w:t xml:space="preserve">Mock GLM returns malformed JSON for nextStep. Observe: nextStep retries once with a corrective prompt; if still malformed, the call throws (the engine catches and surfaces a 500). This is the only path that does not have a quiet fallback, by design, since it indicates the model is fundamentally not following the schema and the operator should investigate.</w:t>
       </w:r>
     </w:p>
     <w:p>
@@ -7160,7 +7240,7 @@
         <w:spacing w:after="60"/>
       </w:pPr>
       <w:r>
-        <w:t xml:space="preserve">Image-only PDF uploaded on a file_upload step → observe: extractTextFromStorage returns null (text length below threshold); /respond proceeds with the original responseData; no error to the student; the AI just doesn't get the extraction for that step.</w:t>
+        <w:t xml:space="preserve">Image-only PDF uploaded on a file_upload step. Observe: extractTextFromStorage returns null (text length below threshold); /respond proceeds with the original responseData; no error to the student; the AI just doesn't get the extraction for that step.</w:t>
       </w:r>
     </w:p>
     <w:p>
@@ -7173,7 +7253,7 @@
         <w:spacing w:after="60"/>
       </w:pPr>
       <w:r>
-        <w:t xml:space="preserve">Coassist call fails on a letter revision → observe: the modal shows an error banner; the coordinator's edits to the letter text are NOT lost; they can retry or skip the revision and proceed to Send.</w:t>
+        <w:t xml:space="preserve">Coassist call fails on a letter revision. Observe: the modal shows an error banner; the coordinator's edits to the letter text are NOT lost; they can retry or skip the revision and proceed to Send.</w:t>
       </w:r>
     </w:p>
     <w:p>
@@ -7186,7 +7266,7 @@
         <w:spacing w:after="60"/>
       </w:pPr>
       <w:r>
-        <w:t xml:space="preserve">Student chat fails (provider unreachable) → observe: a fallback AI reply is inserted that itself suggests escalation, so the student has an action; the message is persisted normally so the coordinator sees it.</w:t>
+        <w:t xml:space="preserve">Student chat fails (provider unreachable). Observe: a fallback AI reply is inserted that itself suggests escalation, so the student has an action; the message is persisted normally so the coordinator sees it.</w:t>
       </w:r>
     </w:p>
     <w:p>
@@ -7199,7 +7279,7 @@
         <w:spacing w:after="60"/>
       </w:pPr>
       <w:r>
-        <w:t xml:space="preserve">Trace insert fails (DB connection error) → observe: writeTrace catches and logs; the user-facing call result is unaffected. Audit data for that one call is lost; user is not blocked.</w:t>
+        <w:t xml:space="preserve">Trace insert fails (DB connection error). Observe: writeTrace catches and logs; the user-facing call result is unaffected. Audit data for that one call is lost; user is not blocked.</w:t>
       </w:r>
     </w:p>
     <w:p>
@@ -7207,7 +7287,7 @@
         <w:pStyle w:val="Heading1"/>
       </w:pPr>
       <w:r>
-        <w:t xml:space="preserve">9. Quality gates</w:t>
+        <w:t xml:space="preserve">9. Quality Gates</w:t>
       </w:r>
     </w:p>
     <w:p>
@@ -7215,7 +7295,7 @@
         <w:spacing w:after="140"/>
       </w:pPr>
       <w:r>
-        <w:t xml:space="preserve">Policy gates that must pass before code is merged to main:</w:t>
+        <w:t xml:space="preserve">Policy gates that must pass before code is merged to main.</w:t>
       </w:r>
     </w:p>
     <w:p>
@@ -7228,7 +7308,7 @@
         <w:spacing w:after="60"/>
       </w:pPr>
       <w:r>
-        <w:t xml:space="preserve">`npm run typecheck` — clean (tsc --noEmit, strict mode)</w:t>
+        <w:t xml:space="preserve">npm run typecheck must be clean (TypeScript strict mode).</w:t>
       </w:r>
     </w:p>
     <w:p>
@@ -7241,7 +7321,7 @@
         <w:spacing w:after="60"/>
       </w:pPr>
       <w:r>
-        <w:t xml:space="preserve">`npm run lint` — clean (next lint, no errors)</w:t>
+        <w:t xml:space="preserve">npm run lint must be clean (Next.js lint, no errors).</w:t>
       </w:r>
     </w:p>
     <w:p>
@@ -7254,7 +7334,7 @@
         <w:spacing w:after="60"/>
       </w:pPr>
       <w:r>
-        <w:t xml:space="preserve">`npm run test:run` — green (vitest run, smoke test passes)</w:t>
+        <w:t xml:space="preserve">npm run test:run must be green (vitest, smoke test passes).</w:t>
       </w:r>
     </w:p>
     <w:p>
@@ -7267,7 +7347,7 @@
         <w:spacing w:after="60"/>
       </w:pPr>
       <w:r>
-        <w:t xml:space="preserve">Manual happy-path sweep on the affected surface(s) before merging non-trivial changes</w:t>
+        <w:t xml:space="preserve">Manual happy-path sweep on the affected surface or surfaces before merging non-trivial changes.</w:t>
       </w:r>
     </w:p>
     <w:p>
@@ -7280,7 +7360,7 @@
         <w:spacing w:after="60"/>
       </w:pPr>
       <w:r>
-        <w:t xml:space="preserve">Schema migrations: idempotent (`IF NOT EXISTS` + conditional drops); reviewed by the technical lead; applied to staging before production</w:t>
+        <w:t xml:space="preserve">Schema migrations must be idempotent (use IF NOT EXISTS plus conditional drops); reviewed by the technical lead; applied to staging before production.</w:t>
       </w:r>
     </w:p>
     <w:p>
@@ -7293,7 +7373,7 @@
         <w:spacing w:after="60"/>
       </w:pPr>
       <w:r>
-        <w:t xml:space="preserve">Prompt edits: prompt_hash will change in subsequent traces (this is desired — it's the audit signal that explains shifts in AI output behaviour)</w:t>
+        <w:t xml:space="preserve">Prompt edits will change the prompt_hash in subsequent traces (this is desired; it's the audit signal that explains shifts in AI output behaviour).</w:t>
       </w:r>
     </w:p>
     <w:p>
@@ -7301,7 +7381,7 @@
         <w:pStyle w:val="Heading1"/>
       </w:pPr>
       <w:r>
-        <w:t xml:space="preserve">10. Future test plan (post-finals)</w:t>
+        <w:t xml:space="preserve">10. Future Test Plan (Post-Finals)</w:t>
       </w:r>
     </w:p>
     <w:p>
@@ -7318,10 +7398,10 @@
           <w:b/>
           <w:bCs/>
         </w:rPr>
-        <w:t xml:space="preserve">Q3 2026 — integration tests: </w:t>
-      </w:r>
-      <w:r>
-        <w:t xml:space="preserve">vitest + supertest covering each /api/ route's happy path and error paths against a staging Supabase. Target: 70% line coverage of /lib/ + /app/api/.</w:t>
+        <w:t xml:space="preserve">Q3 2026, integration tests: </w:t>
+      </w:r>
+      <w:r>
+        <w:t xml:space="preserve">vitest plus supertest covering each /api/ route's happy path and error paths against a staging Supabase. Target: 70% line coverage of /lib/ plus /app/api/.</w:t>
       </w:r>
     </w:p>
     <w:p>
@@ -7338,10 +7418,10 @@
           <w:b/>
           <w:bCs/>
         </w:rPr>
-        <w:t xml:space="preserve">Q3 2026 — end-to-end tests: </w:t>
-      </w:r>
-      <w:r>
-        <w:t xml:space="preserve">Playwright covering the three role surfaces' golden-path flows against a deployed preview environment. Run on every PR via Vercel Checks.</w:t>
+        <w:t xml:space="preserve">Q3 2026, end-to-end tests: </w:t>
+      </w:r>
+      <w:r>
+        <w:t xml:space="preserve">Playwright covering the three role surfaces' standard-case flows against a deployed preview environment. Run on every PR via Vercel Checks.</w:t>
       </w:r>
     </w:p>
     <w:p>
@@ -7358,7 +7438,7 @@
           <w:b/>
           <w:bCs/>
         </w:rPr>
-        <w:t xml:space="preserve">Q4 2026 — accessibility tests: </w:t>
+        <w:t xml:space="preserve">Q4 2026, accessibility tests: </w:t>
       </w:r>
       <w:r>
         <w:t xml:space="preserve">axe-core integration via Playwright; WCAG 2.1 AA target across all student-facing surfaces.</w:t>
@@ -7378,10 +7458,10 @@
           <w:b/>
           <w:bCs/>
         </w:rPr>
-        <w:t xml:space="preserve">Q4 2026 — load tests: </w:t>
-      </w:r>
-      <w:r>
-        <w:t xml:space="preserve">k6 scenarios for the coordinator inbox under 1k+ active applications and the student smart-application under realistic burst patterns.</w:t>
+        <w:t xml:space="preserve">Q4 2026, load tests: </w:t>
+      </w:r>
+      <w:r>
+        <w:t xml:space="preserve">k6 scenarios for the coordinator inbox under 1,000 plus active applications and the student smart-application under realistic burst patterns.</w:t>
       </w:r>
     </w:p>
     <w:p>
@@ -7398,7 +7478,7 @@
           <w:b/>
           <w:bCs/>
         </w:rPr>
-        <w:t xml:space="preserve">Q1 2027 — chaos tests: </w:t>
+        <w:t xml:space="preserve">Q1 2027, chaos tests: </w:t>
       </w:r>
       <w:r>
         <w:t xml:space="preserve">inject Z.AI 5xx, Supabase connection drops, and storage failures on staging; verify all fallbacks engage.</w:t>
@@ -7409,7 +7489,7 @@
         <w:pStyle w:val="Heading1"/>
       </w:pPr>
       <w:r>
-        <w:t xml:space="preserve">11. Conclusion</w:t>
+        <w:t xml:space="preserve">11. Terms &amp; Definitions</w:t>
       </w:r>
     </w:p>
     <w:p>
@@ -7417,7 +7497,1095 @@
         <w:spacing w:after="140"/>
       </w:pPr>
       <w:r>
-        <w:t xml:space="preserve">UniGuide at finals submission is a deliberately scoped MVP with conscious trade-offs in test depth offset by static-typing rigour and resilience-first engineering. Every PRD feature plus six new features added in the finals build are traced to a test case and a current PASS. The post-finals quality plan ramps automated coverage to a full pyramid without rewriting any of today's surface code — the seams are already in place.</w:t>
+        <w:t xml:space="preserve">Recurring jargon used throughout this document, defined in plain language.</w:t>
+      </w:r>
+    </w:p>
+    <w:tbl>
+      <w:tblPr>
+        <w:tblW w:type="dxa" w:w="9360"/>
+        <w:tblBorders>
+          <w:top w:val="single" w:color="auto" w:sz="4"/>
+          <w:left w:val="single" w:color="auto" w:sz="4"/>
+          <w:bottom w:val="single" w:color="auto" w:sz="4"/>
+          <w:right w:val="single" w:color="auto" w:sz="4"/>
+          <w:insideH w:val="single" w:color="auto" w:sz="4"/>
+          <w:insideV w:val="single" w:color="auto" w:sz="4"/>
+        </w:tblBorders>
+      </w:tblPr>
+      <w:tblGrid>
+        <w:gridCol w:w="2800"/>
+        <w:gridCol w:w="6560"/>
+      </w:tblGrid>
+      <w:tr>
+        <w:trPr>
+          <w:tblHeader/>
+        </w:trPr>
+        <w:tc>
+          <w:tcPr>
+            <w:tcW w:type="dxa" w:w="2800"/>
+            <w:tcBorders>
+              <w:top w:val="single" w:color="BFBFBF" w:sz="4"/>
+              <w:left w:val="single" w:color="BFBFBF" w:sz="4"/>
+              <w:bottom w:val="single" w:color="BFBFBF" w:sz="4"/>
+              <w:right w:val="single" w:color="BFBFBF" w:sz="4"/>
+            </w:tcBorders>
+            <w:shd w:fill="1F3864" w:color="auto" w:val="clear"/>
+            <w:tcMar>
+              <w:top w:type="dxa" w:w="100"/>
+              <w:left w:type="dxa" w:w="140"/>
+              <w:bottom w:type="dxa" w:w="100"/>
+              <w:right w:type="dxa" w:w="140"/>
+            </w:tcMar>
+          </w:tcPr>
+          <w:p>
+            <w:pPr>
+              <w:spacing w:after="0"/>
+            </w:pPr>
+            <w:r>
+              <w:rPr>
+                <w:b/>
+                <w:bCs/>
+                <w:color w:val="FFFFFF"/>
+              </w:rPr>
+              <w:t xml:space="preserve">Term</w:t>
+            </w:r>
+          </w:p>
+        </w:tc>
+        <w:tc>
+          <w:tcPr>
+            <w:tcW w:type="dxa" w:w="6560"/>
+            <w:tcBorders>
+              <w:top w:val="single" w:color="BFBFBF" w:sz="4"/>
+              <w:left w:val="single" w:color="BFBFBF" w:sz="4"/>
+              <w:bottom w:val="single" w:color="BFBFBF" w:sz="4"/>
+              <w:right w:val="single" w:color="BFBFBF" w:sz="4"/>
+            </w:tcBorders>
+            <w:shd w:fill="1F3864" w:color="auto" w:val="clear"/>
+            <w:tcMar>
+              <w:top w:type="dxa" w:w="100"/>
+              <w:left w:type="dxa" w:w="140"/>
+              <w:bottom w:type="dxa" w:w="100"/>
+              <w:right w:type="dxa" w:w="140"/>
+            </w:tcMar>
+          </w:tcPr>
+          <w:p>
+            <w:pPr>
+              <w:spacing w:after="0"/>
+            </w:pPr>
+            <w:r>
+              <w:rPr>
+                <w:b/>
+                <w:bCs/>
+                <w:color w:val="FFFFFF"/>
+              </w:rPr>
+              <w:t xml:space="preserve">Plain-language definition</w:t>
+            </w:r>
+          </w:p>
+        </w:tc>
+      </w:tr>
+      <w:tr>
+        <w:tc>
+          <w:tcPr>
+            <w:tcW w:type="dxa" w:w="2800"/>
+            <w:tcBorders>
+              <w:top w:val="single" w:color="BFBFBF" w:sz="4"/>
+              <w:left w:val="single" w:color="BFBFBF" w:sz="4"/>
+              <w:bottom w:val="single" w:color="BFBFBF" w:sz="4"/>
+              <w:right w:val="single" w:color="BFBFBF" w:sz="4"/>
+            </w:tcBorders>
+            <w:tcMar>
+              <w:top w:type="dxa" w:w="100"/>
+              <w:left w:type="dxa" w:w="140"/>
+              <w:bottom w:type="dxa" w:w="100"/>
+              <w:right w:type="dxa" w:w="140"/>
+            </w:tcMar>
+          </w:tcPr>
+          <w:p>
+            <w:pPr>
+              <w:spacing w:after="0"/>
+            </w:pPr>
+            <w:r>
+              <w:t xml:space="preserve">AI hallucination</w:t>
+            </w:r>
+          </w:p>
+        </w:tc>
+        <w:tc>
+          <w:tcPr>
+            <w:tcW w:type="dxa" w:w="6560"/>
+            <w:tcBorders>
+              <w:top w:val="single" w:color="BFBFBF" w:sz="4"/>
+              <w:left w:val="single" w:color="BFBFBF" w:sz="4"/>
+              <w:bottom w:val="single" w:color="BFBFBF" w:sz="4"/>
+              <w:right w:val="single" w:color="BFBFBF" w:sz="4"/>
+            </w:tcBorders>
+            <w:tcMar>
+              <w:top w:type="dxa" w:w="100"/>
+              <w:left w:type="dxa" w:w="140"/>
+              <w:bottom w:type="dxa" w:w="100"/>
+              <w:right w:type="dxa" w:w="140"/>
+            </w:tcMar>
+          </w:tcPr>
+          <w:p>
+            <w:pPr>
+              <w:spacing w:after="0"/>
+            </w:pPr>
+            <w:r>
+              <w:t xml:space="preserve">When the AI states something untrue or invents a fact (for example, the wrong CGPA in a letter). UniGuide's hallucination check is a regex layer that catches these mismatches before any letter is sent.</w:t>
+            </w:r>
+          </w:p>
+        </w:tc>
+      </w:tr>
+      <w:tr>
+        <w:tc>
+          <w:tcPr>
+            <w:tcW w:type="dxa" w:w="2800"/>
+            <w:tcBorders>
+              <w:top w:val="single" w:color="BFBFBF" w:sz="4"/>
+              <w:left w:val="single" w:color="BFBFBF" w:sz="4"/>
+              <w:bottom w:val="single" w:color="BFBFBF" w:sz="4"/>
+              <w:right w:val="single" w:color="BFBFBF" w:sz="4"/>
+            </w:tcBorders>
+            <w:tcMar>
+              <w:top w:type="dxa" w:w="100"/>
+              <w:left w:type="dxa" w:w="140"/>
+              <w:bottom w:type="dxa" w:w="100"/>
+              <w:right w:type="dxa" w:w="140"/>
+            </w:tcMar>
+          </w:tcPr>
+          <w:p>
+            <w:pPr>
+              <w:spacing w:after="0"/>
+            </w:pPr>
+            <w:r>
+              <w:t xml:space="preserve">Coassist</w:t>
+            </w:r>
+          </w:p>
+        </w:tc>
+        <w:tc>
+          <w:tcPr>
+            <w:tcW w:type="dxa" w:w="6560"/>
+            <w:tcBorders>
+              <w:top w:val="single" w:color="BFBFBF" w:sz="4"/>
+              <w:left w:val="single" w:color="BFBFBF" w:sz="4"/>
+              <w:bottom w:val="single" w:color="BFBFBF" w:sz="4"/>
+              <w:right w:val="single" w:color="BFBFBF" w:sz="4"/>
+            </w:tcBorders>
+            <w:tcMar>
+              <w:top w:type="dxa" w:w="100"/>
+              <w:left w:type="dxa" w:w="140"/>
+              <w:bottom w:type="dxa" w:w="100"/>
+              <w:right w:type="dxa" w:w="140"/>
+            </w:tcMar>
+          </w:tcPr>
+          <w:p>
+            <w:pPr>
+              <w:spacing w:after="0"/>
+            </w:pPr>
+            <w:r>
+              <w:t xml:space="preserve">UniGuide's natural-language Revise channel for coordinators: type 'make it softer' or 'add the appeal info' and the AI revises the letter, the proposed step, or the briefing reasoning inline.</w:t>
+            </w:r>
+          </w:p>
+        </w:tc>
+      </w:tr>
+      <w:tr>
+        <w:tc>
+          <w:tcPr>
+            <w:tcW w:type="dxa" w:w="2800"/>
+            <w:tcBorders>
+              <w:top w:val="single" w:color="BFBFBF" w:sz="4"/>
+              <w:left w:val="single" w:color="BFBFBF" w:sz="4"/>
+              <w:bottom w:val="single" w:color="BFBFBF" w:sz="4"/>
+              <w:right w:val="single" w:color="BFBFBF" w:sz="4"/>
+            </w:tcBorders>
+            <w:tcMar>
+              <w:top w:type="dxa" w:w="100"/>
+              <w:left w:type="dxa" w:w="140"/>
+              <w:bottom w:type="dxa" w:w="100"/>
+              <w:right w:type="dxa" w:w="140"/>
+            </w:tcMar>
+          </w:tcPr>
+          <w:p>
+            <w:pPr>
+              <w:spacing w:after="0"/>
+            </w:pPr>
+            <w:r>
+              <w:t xml:space="preserve">Defect log</w:t>
+            </w:r>
+          </w:p>
+        </w:tc>
+        <w:tc>
+          <w:tcPr>
+            <w:tcW w:type="dxa" w:w="6560"/>
+            <w:tcBorders>
+              <w:top w:val="single" w:color="BFBFBF" w:sz="4"/>
+              <w:left w:val="single" w:color="BFBFBF" w:sz="4"/>
+              <w:bottom w:val="single" w:color="BFBFBF" w:sz="4"/>
+              <w:right w:val="single" w:color="BFBFBF" w:sz="4"/>
+            </w:tcBorders>
+            <w:tcMar>
+              <w:top w:type="dxa" w:w="100"/>
+              <w:left w:type="dxa" w:w="140"/>
+              <w:bottom w:type="dxa" w:w="100"/>
+              <w:right w:type="dxa" w:w="140"/>
+            </w:tcMar>
+          </w:tcPr>
+          <w:p>
+            <w:pPr>
+              <w:spacing w:after="0"/>
+            </w:pPr>
+            <w:r>
+              <w:t xml:space="preserve">A list of bugs found during testing, each with severity, status (open / closed / acknowledged), and the resolving commit (when closed).</w:t>
+            </w:r>
+          </w:p>
+        </w:tc>
+      </w:tr>
+      <w:tr>
+        <w:tc>
+          <w:tcPr>
+            <w:tcW w:type="dxa" w:w="2800"/>
+            <w:tcBorders>
+              <w:top w:val="single" w:color="BFBFBF" w:sz="4"/>
+              <w:left w:val="single" w:color="BFBFBF" w:sz="4"/>
+              <w:bottom w:val="single" w:color="BFBFBF" w:sz="4"/>
+              <w:right w:val="single" w:color="BFBFBF" w:sz="4"/>
+            </w:tcBorders>
+            <w:tcMar>
+              <w:top w:type="dxa" w:w="100"/>
+              <w:left w:type="dxa" w:w="140"/>
+              <w:bottom w:type="dxa" w:w="100"/>
+              <w:right w:type="dxa" w:w="140"/>
+            </w:tcMar>
+          </w:tcPr>
+          <w:p>
+            <w:pPr>
+              <w:spacing w:after="0"/>
+            </w:pPr>
+            <w:r>
+              <w:t xml:space="preserve">End-to-end test</w:t>
+            </w:r>
+          </w:p>
+        </w:tc>
+        <w:tc>
+          <w:tcPr>
+            <w:tcW w:type="dxa" w:w="6560"/>
+            <w:tcBorders>
+              <w:top w:val="single" w:color="BFBFBF" w:sz="4"/>
+              <w:left w:val="single" w:color="BFBFBF" w:sz="4"/>
+              <w:bottom w:val="single" w:color="BFBFBF" w:sz="4"/>
+              <w:right w:val="single" w:color="BFBFBF" w:sz="4"/>
+            </w:tcBorders>
+            <w:tcMar>
+              <w:top w:type="dxa" w:w="100"/>
+              <w:left w:type="dxa" w:w="140"/>
+              <w:bottom w:type="dxa" w:w="100"/>
+              <w:right w:type="dxa" w:w="140"/>
+            </w:tcMar>
+          </w:tcPr>
+          <w:p>
+            <w:pPr>
+              <w:spacing w:after="0"/>
+            </w:pPr>
+            <w:r>
+              <w:t xml:space="preserve">An automated test that exercises the full system from the user's perspective (clicking buttons in a real browser), as opposed to testing one function or one endpoint in isolation.</w:t>
+            </w:r>
+          </w:p>
+        </w:tc>
+      </w:tr>
+      <w:tr>
+        <w:tc>
+          <w:tcPr>
+            <w:tcW w:type="dxa" w:w="2800"/>
+            <w:tcBorders>
+              <w:top w:val="single" w:color="BFBFBF" w:sz="4"/>
+              <w:left w:val="single" w:color="BFBFBF" w:sz="4"/>
+              <w:bottom w:val="single" w:color="BFBFBF" w:sz="4"/>
+              <w:right w:val="single" w:color="BFBFBF" w:sz="4"/>
+            </w:tcBorders>
+            <w:tcMar>
+              <w:top w:type="dxa" w:w="100"/>
+              <w:left w:type="dxa" w:w="140"/>
+              <w:bottom w:type="dxa" w:w="100"/>
+              <w:right w:type="dxa" w:w="140"/>
+            </w:tcMar>
+          </w:tcPr>
+          <w:p>
+            <w:pPr>
+              <w:spacing w:after="0"/>
+            </w:pPr>
+            <w:r>
+              <w:t xml:space="preserve">Five-minute undo</w:t>
+            </w:r>
+          </w:p>
+        </w:tc>
+        <w:tc>
+          <w:tcPr>
+            <w:tcW w:type="dxa" w:w="6560"/>
+            <w:tcBorders>
+              <w:top w:val="single" w:color="BFBFBF" w:sz="4"/>
+              <w:left w:val="single" w:color="BFBFBF" w:sz="4"/>
+              <w:bottom w:val="single" w:color="BFBFBF" w:sz="4"/>
+              <w:right w:val="single" w:color="BFBFBF" w:sz="4"/>
+            </w:tcBorders>
+            <w:tcMar>
+              <w:top w:type="dxa" w:w="100"/>
+              <w:left w:type="dxa" w:w="140"/>
+              <w:bottom w:type="dxa" w:w="100"/>
+              <w:right w:type="dxa" w:w="140"/>
+            </w:tcMar>
+          </w:tcPr>
+          <w:p>
+            <w:pPr>
+              <w:spacing w:after="0"/>
+            </w:pPr>
+            <w:r>
+              <w:t xml:space="preserve">After a coordinator approves or rejects an application, they have a five-minute window with a live countdown during which they can take the decision back before it commits permanently.</w:t>
+            </w:r>
+          </w:p>
+        </w:tc>
+      </w:tr>
+      <w:tr>
+        <w:tc>
+          <w:tcPr>
+            <w:tcW w:type="dxa" w:w="2800"/>
+            <w:tcBorders>
+              <w:top w:val="single" w:color="BFBFBF" w:sz="4"/>
+              <w:left w:val="single" w:color="BFBFBF" w:sz="4"/>
+              <w:bottom w:val="single" w:color="BFBFBF" w:sz="4"/>
+              <w:right w:val="single" w:color="BFBFBF" w:sz="4"/>
+            </w:tcBorders>
+            <w:tcMar>
+              <w:top w:type="dxa" w:w="100"/>
+              <w:left w:type="dxa" w:w="140"/>
+              <w:bottom w:type="dxa" w:w="100"/>
+              <w:right w:type="dxa" w:w="140"/>
+            </w:tcMar>
+          </w:tcPr>
+          <w:p>
+            <w:pPr>
+              <w:spacing w:after="0"/>
+            </w:pPr>
+            <w:r>
+              <w:t xml:space="preserve">GLM</w:t>
+            </w:r>
+          </w:p>
+        </w:tc>
+        <w:tc>
+          <w:tcPr>
+            <w:tcW w:type="dxa" w:w="6560"/>
+            <w:tcBorders>
+              <w:top w:val="single" w:color="BFBFBF" w:sz="4"/>
+              <w:left w:val="single" w:color="BFBFBF" w:sz="4"/>
+              <w:bottom w:val="single" w:color="BFBFBF" w:sz="4"/>
+              <w:right w:val="single" w:color="BFBFBF" w:sz="4"/>
+            </w:tcBorders>
+            <w:tcMar>
+              <w:top w:type="dxa" w:w="100"/>
+              <w:left w:type="dxa" w:w="140"/>
+              <w:bottom w:type="dxa" w:w="100"/>
+              <w:right w:type="dxa" w:w="140"/>
+            </w:tcMar>
+          </w:tcPr>
+          <w:p>
+            <w:pPr>
+              <w:spacing w:after="0"/>
+            </w:pPr>
+            <w:r>
+              <w:t xml:space="preserve">Z.AI's family of large language models (GLM-4.6 and GLM-4.5-flash). The mandatory model for UMHackathon 2026.</w:t>
+            </w:r>
+          </w:p>
+        </w:tc>
+      </w:tr>
+      <w:tr>
+        <w:tc>
+          <w:tcPr>
+            <w:tcW w:type="dxa" w:w="2800"/>
+            <w:tcBorders>
+              <w:top w:val="single" w:color="BFBFBF" w:sz="4"/>
+              <w:left w:val="single" w:color="BFBFBF" w:sz="4"/>
+              <w:bottom w:val="single" w:color="BFBFBF" w:sz="4"/>
+              <w:right w:val="single" w:color="BFBFBF" w:sz="4"/>
+            </w:tcBorders>
+            <w:tcMar>
+              <w:top w:type="dxa" w:w="100"/>
+              <w:left w:type="dxa" w:w="140"/>
+              <w:bottom w:type="dxa" w:w="100"/>
+              <w:right w:type="dxa" w:w="140"/>
+            </w:tcMar>
+          </w:tcPr>
+          <w:p>
+            <w:pPr>
+              <w:spacing w:after="0"/>
+            </w:pPr>
+            <w:r>
+              <w:t xml:space="preserve">Happy path / standard case</w:t>
+            </w:r>
+          </w:p>
+        </w:tc>
+        <w:tc>
+          <w:tcPr>
+            <w:tcW w:type="dxa" w:w="6560"/>
+            <w:tcBorders>
+              <w:top w:val="single" w:color="BFBFBF" w:sz="4"/>
+              <w:left w:val="single" w:color="BFBFBF" w:sz="4"/>
+              <w:bottom w:val="single" w:color="BFBFBF" w:sz="4"/>
+              <w:right w:val="single" w:color="BFBFBF" w:sz="4"/>
+            </w:tcBorders>
+            <w:tcMar>
+              <w:top w:type="dxa" w:w="100"/>
+              <w:left w:type="dxa" w:w="140"/>
+              <w:bottom w:type="dxa" w:w="100"/>
+              <w:right w:type="dxa" w:w="140"/>
+            </w:tcMar>
+          </w:tcPr>
+          <w:p>
+            <w:pPr>
+              <w:spacing w:after="0"/>
+            </w:pPr>
+            <w:r>
+              <w:t xml:space="preserve">The straightforward case where nothing unusual happens (e.g. a student with high CGPA and B40 income tier applying for the standard scholarship). Contrast with edge cases needing human discretion.</w:t>
+            </w:r>
+          </w:p>
+        </w:tc>
+      </w:tr>
+      <w:tr>
+        <w:tc>
+          <w:tcPr>
+            <w:tcW w:type="dxa" w:w="2800"/>
+            <w:tcBorders>
+              <w:top w:val="single" w:color="BFBFBF" w:sz="4"/>
+              <w:left w:val="single" w:color="BFBFBF" w:sz="4"/>
+              <w:bottom w:val="single" w:color="BFBFBF" w:sz="4"/>
+              <w:right w:val="single" w:color="BFBFBF" w:sz="4"/>
+            </w:tcBorders>
+            <w:tcMar>
+              <w:top w:type="dxa" w:w="100"/>
+              <w:left w:type="dxa" w:w="140"/>
+              <w:bottom w:type="dxa" w:w="100"/>
+              <w:right w:type="dxa" w:w="140"/>
+            </w:tcMar>
+          </w:tcPr>
+          <w:p>
+            <w:pPr>
+              <w:spacing w:after="0"/>
+            </w:pPr>
+            <w:r>
+              <w:t xml:space="preserve">ILMU</w:t>
+            </w:r>
+          </w:p>
+        </w:tc>
+        <w:tc>
+          <w:tcPr>
+            <w:tcW w:type="dxa" w:w="6560"/>
+            <w:tcBorders>
+              <w:top w:val="single" w:color="BFBFBF" w:sz="4"/>
+              <w:left w:val="single" w:color="BFBFBF" w:sz="4"/>
+              <w:bottom w:val="single" w:color="BFBFBF" w:sz="4"/>
+              <w:right w:val="single" w:color="BFBFBF" w:sz="4"/>
+            </w:tcBorders>
+            <w:tcMar>
+              <w:top w:type="dxa" w:w="100"/>
+              <w:left w:type="dxa" w:w="140"/>
+              <w:bottom w:type="dxa" w:w="100"/>
+              <w:right w:type="dxa" w:w="140"/>
+            </w:tcMar>
+          </w:tcPr>
+          <w:p>
+            <w:pPr>
+              <w:spacing w:after="0"/>
+            </w:pPr>
+            <w:r>
+              <w:t xml:space="preserve">Malaysia's sovereign large language model, developed by YTL AI Labs and Universiti Malaya. Routable as the briefing provider in UniGuide for Bahasa-heavy content.</w:t>
+            </w:r>
+          </w:p>
+        </w:tc>
+      </w:tr>
+      <w:tr>
+        <w:tc>
+          <w:tcPr>
+            <w:tcW w:type="dxa" w:w="2800"/>
+            <w:tcBorders>
+              <w:top w:val="single" w:color="BFBFBF" w:sz="4"/>
+              <w:left w:val="single" w:color="BFBFBF" w:sz="4"/>
+              <w:bottom w:val="single" w:color="BFBFBF" w:sz="4"/>
+              <w:right w:val="single" w:color="BFBFBF" w:sz="4"/>
+            </w:tcBorders>
+            <w:tcMar>
+              <w:top w:type="dxa" w:w="100"/>
+              <w:left w:type="dxa" w:w="140"/>
+              <w:bottom w:type="dxa" w:w="100"/>
+              <w:right w:type="dxa" w:w="140"/>
+            </w:tcMar>
+          </w:tcPr>
+          <w:p>
+            <w:pPr>
+              <w:spacing w:after="0"/>
+            </w:pPr>
+            <w:r>
+              <w:t xml:space="preserve">Integration test</w:t>
+            </w:r>
+          </w:p>
+        </w:tc>
+        <w:tc>
+          <w:tcPr>
+            <w:tcW w:type="dxa" w:w="6560"/>
+            <w:tcBorders>
+              <w:top w:val="single" w:color="BFBFBF" w:sz="4"/>
+              <w:left w:val="single" w:color="BFBFBF" w:sz="4"/>
+              <w:bottom w:val="single" w:color="BFBFBF" w:sz="4"/>
+              <w:right w:val="single" w:color="BFBFBF" w:sz="4"/>
+            </w:tcBorders>
+            <w:tcMar>
+              <w:top w:type="dxa" w:w="100"/>
+              <w:left w:type="dxa" w:w="140"/>
+              <w:bottom w:type="dxa" w:w="100"/>
+              <w:right w:type="dxa" w:w="140"/>
+            </w:tcMar>
+          </w:tcPr>
+          <w:p>
+            <w:pPr>
+              <w:spacing w:after="0"/>
+            </w:pPr>
+            <w:r>
+              <w:t xml:space="preserve">An automated test that exercises one API route end-to-end against a real database, but without driving a browser. Sits between unit tests and end-to-end tests.</w:t>
+            </w:r>
+          </w:p>
+        </w:tc>
+      </w:tr>
+      <w:tr>
+        <w:tc>
+          <w:tcPr>
+            <w:tcW w:type="dxa" w:w="2800"/>
+            <w:tcBorders>
+              <w:top w:val="single" w:color="BFBFBF" w:sz="4"/>
+              <w:left w:val="single" w:color="BFBFBF" w:sz="4"/>
+              <w:bottom w:val="single" w:color="BFBFBF" w:sz="4"/>
+              <w:right w:val="single" w:color="BFBFBF" w:sz="4"/>
+            </w:tcBorders>
+            <w:tcMar>
+              <w:top w:type="dxa" w:w="100"/>
+              <w:left w:type="dxa" w:w="140"/>
+              <w:bottom w:type="dxa" w:w="100"/>
+              <w:right w:type="dxa" w:w="140"/>
+            </w:tcMar>
+          </w:tcPr>
+          <w:p>
+            <w:pPr>
+              <w:spacing w:after="0"/>
+            </w:pPr>
+            <w:r>
+              <w:t xml:space="preserve">kNN search</w:t>
+            </w:r>
+          </w:p>
+        </w:tc>
+        <w:tc>
+          <w:tcPr>
+            <w:tcW w:type="dxa" w:w="6560"/>
+            <w:tcBorders>
+              <w:top w:val="single" w:color="BFBFBF" w:sz="4"/>
+              <w:left w:val="single" w:color="BFBFBF" w:sz="4"/>
+              <w:bottom w:val="single" w:color="BFBFBF" w:sz="4"/>
+              <w:right w:val="single" w:color="BFBFBF" w:sz="4"/>
+            </w:tcBorders>
+            <w:tcMar>
+              <w:top w:type="dxa" w:w="100"/>
+              <w:left w:type="dxa" w:w="140"/>
+              <w:bottom w:type="dxa" w:w="100"/>
+              <w:right w:type="dxa" w:w="140"/>
+            </w:tcMar>
+          </w:tcPr>
+          <w:p>
+            <w:pPr>
+              <w:spacing w:after="0"/>
+            </w:pPr>
+            <w:r>
+              <w:t xml:space="preserve">k-Nearest-Neighbours search; finding the k items most similar to a query item by some distance metric. Used in semantic SOP retrieval (planned, not yet active).</w:t>
+            </w:r>
+          </w:p>
+        </w:tc>
+      </w:tr>
+      <w:tr>
+        <w:tc>
+          <w:tcPr>
+            <w:tcW w:type="dxa" w:w="2800"/>
+            <w:tcBorders>
+              <w:top w:val="single" w:color="BFBFBF" w:sz="4"/>
+              <w:left w:val="single" w:color="BFBFBF" w:sz="4"/>
+              <w:bottom w:val="single" w:color="BFBFBF" w:sz="4"/>
+              <w:right w:val="single" w:color="BFBFBF" w:sz="4"/>
+            </w:tcBorders>
+            <w:tcMar>
+              <w:top w:type="dxa" w:w="100"/>
+              <w:left w:type="dxa" w:w="140"/>
+              <w:bottom w:type="dxa" w:w="100"/>
+              <w:right w:type="dxa" w:w="140"/>
+            </w:tcMar>
+          </w:tcPr>
+          <w:p>
+            <w:pPr>
+              <w:spacing w:after="0"/>
+            </w:pPr>
+            <w:r>
+              <w:t xml:space="preserve">Mock fallback</w:t>
+            </w:r>
+          </w:p>
+        </w:tc>
+        <w:tc>
+          <w:tcPr>
+            <w:tcW w:type="dxa" w:w="6560"/>
+            <w:tcBorders>
+              <w:top w:val="single" w:color="BFBFBF" w:sz="4"/>
+              <w:left w:val="single" w:color="BFBFBF" w:sz="4"/>
+              <w:bottom w:val="single" w:color="BFBFBF" w:sz="4"/>
+              <w:right w:val="single" w:color="BFBFBF" w:sz="4"/>
+            </w:tcBorders>
+            <w:tcMar>
+              <w:top w:type="dxa" w:w="100"/>
+              <w:left w:type="dxa" w:w="140"/>
+              <w:bottom w:type="dxa" w:w="100"/>
+              <w:right w:type="dxa" w:w="140"/>
+            </w:tcMar>
+          </w:tcPr>
+          <w:p>
+            <w:pPr>
+              <w:spacing w:after="0"/>
+            </w:pPr>
+            <w:r>
+              <w:t xml:space="preserve">Recorded sample AI responses (in tests/fixtures/glm/) that the application returns when the real AI provider is unavailable, so the demo never collapses.</w:t>
+            </w:r>
+          </w:p>
+        </w:tc>
+      </w:tr>
+      <w:tr>
+        <w:tc>
+          <w:tcPr>
+            <w:tcW w:type="dxa" w:w="2800"/>
+            <w:tcBorders>
+              <w:top w:val="single" w:color="BFBFBF" w:sz="4"/>
+              <w:left w:val="single" w:color="BFBFBF" w:sz="4"/>
+              <w:bottom w:val="single" w:color="BFBFBF" w:sz="4"/>
+              <w:right w:val="single" w:color="BFBFBF" w:sz="4"/>
+            </w:tcBorders>
+            <w:tcMar>
+              <w:top w:type="dxa" w:w="100"/>
+              <w:left w:type="dxa" w:w="140"/>
+              <w:bottom w:type="dxa" w:w="100"/>
+              <w:right w:type="dxa" w:w="140"/>
+            </w:tcMar>
+          </w:tcPr>
+          <w:p>
+            <w:pPr>
+              <w:spacing w:after="0"/>
+            </w:pPr>
+            <w:r>
+              <w:t xml:space="preserve">Pgvector</w:t>
+            </w:r>
+          </w:p>
+        </w:tc>
+        <w:tc>
+          <w:tcPr>
+            <w:tcW w:type="dxa" w:w="6560"/>
+            <w:tcBorders>
+              <w:top w:val="single" w:color="BFBFBF" w:sz="4"/>
+              <w:left w:val="single" w:color="BFBFBF" w:sz="4"/>
+              <w:bottom w:val="single" w:color="BFBFBF" w:sz="4"/>
+              <w:right w:val="single" w:color="BFBFBF" w:sz="4"/>
+            </w:tcBorders>
+            <w:tcMar>
+              <w:top w:type="dxa" w:w="100"/>
+              <w:left w:type="dxa" w:w="140"/>
+              <w:bottom w:type="dxa" w:w="100"/>
+              <w:right w:type="dxa" w:w="140"/>
+            </w:tcMar>
+          </w:tcPr>
+          <w:p>
+            <w:pPr>
+              <w:spacing w:after="0"/>
+            </w:pPr>
+            <w:r>
+              <w:t xml:space="preserve">A Postgres extension that stores and searches vector embeddings, used for semantic similarity search. Installed but not yet active in UniGuide; ready for the next scale step.</w:t>
+            </w:r>
+          </w:p>
+        </w:tc>
+      </w:tr>
+      <w:tr>
+        <w:tc>
+          <w:tcPr>
+            <w:tcW w:type="dxa" w:w="2800"/>
+            <w:tcBorders>
+              <w:top w:val="single" w:color="BFBFBF" w:sz="4"/>
+              <w:left w:val="single" w:color="BFBFBF" w:sz="4"/>
+              <w:bottom w:val="single" w:color="BFBFBF" w:sz="4"/>
+              <w:right w:val="single" w:color="BFBFBF" w:sz="4"/>
+            </w:tcBorders>
+            <w:tcMar>
+              <w:top w:type="dxa" w:w="100"/>
+              <w:left w:type="dxa" w:w="140"/>
+              <w:bottom w:type="dxa" w:w="100"/>
+              <w:right w:type="dxa" w:w="140"/>
+            </w:tcMar>
+          </w:tcPr>
+          <w:p>
+            <w:pPr>
+              <w:spacing w:after="0"/>
+            </w:pPr>
+            <w:r>
+              <w:t xml:space="preserve">Prompt hash</w:t>
+            </w:r>
+          </w:p>
+        </w:tc>
+        <w:tc>
+          <w:tcPr>
+            <w:tcW w:type="dxa" w:w="6560"/>
+            <w:tcBorders>
+              <w:top w:val="single" w:color="BFBFBF" w:sz="4"/>
+              <w:left w:val="single" w:color="BFBFBF" w:sz="4"/>
+              <w:bottom w:val="single" w:color="BFBFBF" w:sz="4"/>
+              <w:right w:val="single" w:color="BFBFBF" w:sz="4"/>
+            </w:tcBorders>
+            <w:tcMar>
+              <w:top w:type="dxa" w:w="100"/>
+              <w:left w:type="dxa" w:w="140"/>
+              <w:bottom w:type="dxa" w:w="100"/>
+              <w:right w:type="dxa" w:w="140"/>
+            </w:tcMar>
+          </w:tcPr>
+          <w:p>
+            <w:pPr>
+              <w:spacing w:after="0"/>
+            </w:pPr>
+            <w:r>
+              <w:t xml:space="preserve">A short fingerprint of the AI prompt used for a particular call. Recorded on every trace so reproducibility across prompt revisions is auditable.</w:t>
+            </w:r>
+          </w:p>
+        </w:tc>
+      </w:tr>
+      <w:tr>
+        <w:tc>
+          <w:tcPr>
+            <w:tcW w:type="dxa" w:w="2800"/>
+            <w:tcBorders>
+              <w:top w:val="single" w:color="BFBFBF" w:sz="4"/>
+              <w:left w:val="single" w:color="BFBFBF" w:sz="4"/>
+              <w:bottom w:val="single" w:color="BFBFBF" w:sz="4"/>
+              <w:right w:val="single" w:color="BFBFBF" w:sz="4"/>
+            </w:tcBorders>
+            <w:tcMar>
+              <w:top w:type="dxa" w:w="100"/>
+              <w:left w:type="dxa" w:w="140"/>
+              <w:bottom w:type="dxa" w:w="100"/>
+              <w:right w:type="dxa" w:w="140"/>
+            </w:tcMar>
+          </w:tcPr>
+          <w:p>
+            <w:pPr>
+              <w:spacing w:after="0"/>
+            </w:pPr>
+            <w:r>
+              <w:t xml:space="preserve">RLS</w:t>
+            </w:r>
+          </w:p>
+        </w:tc>
+        <w:tc>
+          <w:tcPr>
+            <w:tcW w:type="dxa" w:w="6560"/>
+            <w:tcBorders>
+              <w:top w:val="single" w:color="BFBFBF" w:sz="4"/>
+              <w:left w:val="single" w:color="BFBFBF" w:sz="4"/>
+              <w:bottom w:val="single" w:color="BFBFBF" w:sz="4"/>
+              <w:right w:val="single" w:color="BFBFBF" w:sz="4"/>
+            </w:tcBorders>
+            <w:tcMar>
+              <w:top w:type="dxa" w:w="100"/>
+              <w:left w:type="dxa" w:w="140"/>
+              <w:bottom w:type="dxa" w:w="100"/>
+              <w:right w:type="dxa" w:w="140"/>
+            </w:tcMar>
+          </w:tcPr>
+          <w:p>
+            <w:pPr>
+              <w:spacing w:after="0"/>
+            </w:pPr>
+            <w:r>
+              <w:t xml:space="preserve">Row-Level Security; a Postgres feature that restricts which rows each user can read or write. UniGuide enforces RLS on every table holding personal data.</w:t>
+            </w:r>
+          </w:p>
+        </w:tc>
+      </w:tr>
+      <w:tr>
+        <w:tc>
+          <w:tcPr>
+            <w:tcW w:type="dxa" w:w="2800"/>
+            <w:tcBorders>
+              <w:top w:val="single" w:color="BFBFBF" w:sz="4"/>
+              <w:left w:val="single" w:color="BFBFBF" w:sz="4"/>
+              <w:bottom w:val="single" w:color="BFBFBF" w:sz="4"/>
+              <w:right w:val="single" w:color="BFBFBF" w:sz="4"/>
+            </w:tcBorders>
+            <w:tcMar>
+              <w:top w:type="dxa" w:w="100"/>
+              <w:left w:type="dxa" w:w="140"/>
+              <w:bottom w:type="dxa" w:w="100"/>
+              <w:right w:type="dxa" w:w="140"/>
+            </w:tcMar>
+          </w:tcPr>
+          <w:p>
+            <w:pPr>
+              <w:spacing w:after="0"/>
+            </w:pPr>
+            <w:r>
+              <w:t xml:space="preserve">Smoke test</w:t>
+            </w:r>
+          </w:p>
+        </w:tc>
+        <w:tc>
+          <w:tcPr>
+            <w:tcW w:type="dxa" w:w="6560"/>
+            <w:tcBorders>
+              <w:top w:val="single" w:color="BFBFBF" w:sz="4"/>
+              <w:left w:val="single" w:color="BFBFBF" w:sz="4"/>
+              <w:bottom w:val="single" w:color="BFBFBF" w:sz="4"/>
+              <w:right w:val="single" w:color="BFBFBF" w:sz="4"/>
+            </w:tcBorders>
+            <w:tcMar>
+              <w:top w:type="dxa" w:w="100"/>
+              <w:left w:type="dxa" w:w="140"/>
+              <w:bottom w:type="dxa" w:w="100"/>
+              <w:right w:type="dxa" w:w="140"/>
+            </w:tcMar>
+          </w:tcPr>
+          <w:p>
+            <w:pPr>
+              <w:spacing w:after="0"/>
+            </w:pPr>
+            <w:r>
+              <w:t xml:space="preserve">A quick automated test that exercises the most critical paths to confirm the system is broadly working. UniGuide's smoke test exercises the AI mock-fallback paths.</w:t>
+            </w:r>
+          </w:p>
+        </w:tc>
+      </w:tr>
+      <w:tr>
+        <w:tc>
+          <w:tcPr>
+            <w:tcW w:type="dxa" w:w="2800"/>
+            <w:tcBorders>
+              <w:top w:val="single" w:color="BFBFBF" w:sz="4"/>
+              <w:left w:val="single" w:color="BFBFBF" w:sz="4"/>
+              <w:bottom w:val="single" w:color="BFBFBF" w:sz="4"/>
+              <w:right w:val="single" w:color="BFBFBF" w:sz="4"/>
+            </w:tcBorders>
+            <w:tcMar>
+              <w:top w:type="dxa" w:w="100"/>
+              <w:left w:type="dxa" w:w="140"/>
+              <w:bottom w:type="dxa" w:w="100"/>
+              <w:right w:type="dxa" w:w="140"/>
+            </w:tcMar>
+          </w:tcPr>
+          <w:p>
+            <w:pPr>
+              <w:spacing w:after="0"/>
+            </w:pPr>
+            <w:r>
+              <w:t xml:space="preserve">SOP</w:t>
+            </w:r>
+          </w:p>
+        </w:tc>
+        <w:tc>
+          <w:tcPr>
+            <w:tcW w:type="dxa" w:w="6560"/>
+            <w:tcBorders>
+              <w:top w:val="single" w:color="BFBFBF" w:sz="4"/>
+              <w:left w:val="single" w:color="BFBFBF" w:sz="4"/>
+              <w:bottom w:val="single" w:color="BFBFBF" w:sz="4"/>
+              <w:right w:val="single" w:color="BFBFBF" w:sz="4"/>
+            </w:tcBorders>
+            <w:tcMar>
+              <w:top w:type="dxa" w:w="100"/>
+              <w:left w:type="dxa" w:w="140"/>
+              <w:bottom w:type="dxa" w:w="100"/>
+              <w:right w:type="dxa" w:w="140"/>
+            </w:tcMar>
+          </w:tcPr>
+          <w:p>
+            <w:pPr>
+              <w:spacing w:after="0"/>
+            </w:pPr>
+            <w:r>
+              <w:t xml:space="preserve">Standard Operating Procedure; the official UM document describing how a procedure (scholarship, FYP, deferment, etc.) is meant to run. UniGuide's AI reads the SOP at every step.</w:t>
+            </w:r>
+          </w:p>
+        </w:tc>
+      </w:tr>
+      <w:tr>
+        <w:tc>
+          <w:tcPr>
+            <w:tcW w:type="dxa" w:w="2800"/>
+            <w:tcBorders>
+              <w:top w:val="single" w:color="BFBFBF" w:sz="4"/>
+              <w:left w:val="single" w:color="BFBFBF" w:sz="4"/>
+              <w:bottom w:val="single" w:color="BFBFBF" w:sz="4"/>
+              <w:right w:val="single" w:color="BFBFBF" w:sz="4"/>
+            </w:tcBorders>
+            <w:tcMar>
+              <w:top w:type="dxa" w:w="100"/>
+              <w:left w:type="dxa" w:w="140"/>
+              <w:bottom w:type="dxa" w:w="100"/>
+              <w:right w:type="dxa" w:w="140"/>
+            </w:tcMar>
+          </w:tcPr>
+          <w:p>
+            <w:pPr>
+              <w:spacing w:after="0"/>
+            </w:pPr>
+            <w:r>
+              <w:t xml:space="preserve">Test pyramid</w:t>
+            </w:r>
+          </w:p>
+        </w:tc>
+        <w:tc>
+          <w:tcPr>
+            <w:tcW w:type="dxa" w:w="6560"/>
+            <w:tcBorders>
+              <w:top w:val="single" w:color="BFBFBF" w:sz="4"/>
+              <w:left w:val="single" w:color="BFBFBF" w:sz="4"/>
+              <w:bottom w:val="single" w:color="BFBFBF" w:sz="4"/>
+              <w:right w:val="single" w:color="BFBFBF" w:sz="4"/>
+            </w:tcBorders>
+            <w:tcMar>
+              <w:top w:type="dxa" w:w="100"/>
+              <w:left w:type="dxa" w:w="140"/>
+              <w:bottom w:type="dxa" w:w="100"/>
+              <w:right w:type="dxa" w:w="140"/>
+            </w:tcMar>
+          </w:tcPr>
+          <w:p>
+            <w:pPr>
+              <w:spacing w:after="0"/>
+            </w:pPr>
+            <w:r>
+              <w:t xml:space="preserve">A common testing-coverage shape with many fast unit tests at the base, fewer integration tests in the middle, and a small number of slow end-to-end tests at the top.</w:t>
+            </w:r>
+          </w:p>
+        </w:tc>
+      </w:tr>
+      <w:tr>
+        <w:tc>
+          <w:tcPr>
+            <w:tcW w:type="dxa" w:w="2800"/>
+            <w:tcBorders>
+              <w:top w:val="single" w:color="BFBFBF" w:sz="4"/>
+              <w:left w:val="single" w:color="BFBFBF" w:sz="4"/>
+              <w:bottom w:val="single" w:color="BFBFBF" w:sz="4"/>
+              <w:right w:val="single" w:color="BFBFBF" w:sz="4"/>
+            </w:tcBorders>
+            <w:tcMar>
+              <w:top w:type="dxa" w:w="100"/>
+              <w:left w:type="dxa" w:w="140"/>
+              <w:bottom w:type="dxa" w:w="100"/>
+              <w:right w:type="dxa" w:w="140"/>
+            </w:tcMar>
+          </w:tcPr>
+          <w:p>
+            <w:pPr>
+              <w:spacing w:after="0"/>
+            </w:pPr>
+            <w:r>
+              <w:t xml:space="preserve">Trace row</w:t>
+            </w:r>
+          </w:p>
+        </w:tc>
+        <w:tc>
+          <w:tcPr>
+            <w:tcW w:type="dxa" w:w="6560"/>
+            <w:tcBorders>
+              <w:top w:val="single" w:color="BFBFBF" w:sz="4"/>
+              <w:left w:val="single" w:color="BFBFBF" w:sz="4"/>
+              <w:bottom w:val="single" w:color="BFBFBF" w:sz="4"/>
+              <w:right w:val="single" w:color="BFBFBF" w:sz="4"/>
+            </w:tcBorders>
+            <w:tcMar>
+              <w:top w:type="dxa" w:w="100"/>
+              <w:left w:type="dxa" w:w="140"/>
+              <w:bottom w:type="dxa" w:w="100"/>
+              <w:right w:type="dxa" w:w="140"/>
+            </w:tcMar>
+          </w:tcPr>
+          <w:p>
+            <w:pPr>
+              <w:spacing w:after="0"/>
+            </w:pPr>
+            <w:r>
+              <w:t xml:space="preserve">A row in the glm_reasoning_trace table recording one AI call: endpoint, model, prompt hash, input summary, output, latency, tokens, confidence, retry count.</w:t>
+            </w:r>
+          </w:p>
+        </w:tc>
+      </w:tr>
+      <w:tr>
+        <w:tc>
+          <w:tcPr>
+            <w:tcW w:type="dxa" w:w="2800"/>
+            <w:tcBorders>
+              <w:top w:val="single" w:color="BFBFBF" w:sz="4"/>
+              <w:left w:val="single" w:color="BFBFBF" w:sz="4"/>
+              <w:bottom w:val="single" w:color="BFBFBF" w:sz="4"/>
+              <w:right w:val="single" w:color="BFBFBF" w:sz="4"/>
+            </w:tcBorders>
+            <w:tcMar>
+              <w:top w:type="dxa" w:w="100"/>
+              <w:left w:type="dxa" w:w="140"/>
+              <w:bottom w:type="dxa" w:w="100"/>
+              <w:right w:type="dxa" w:w="140"/>
+            </w:tcMar>
+          </w:tcPr>
+          <w:p>
+            <w:pPr>
+              <w:spacing w:after="0"/>
+            </w:pPr>
+            <w:r>
+              <w:t xml:space="preserve">Triage</w:t>
+            </w:r>
+          </w:p>
+        </w:tc>
+        <w:tc>
+          <w:tcPr>
+            <w:tcW w:type="dxa" w:w="6560"/>
+            <w:tcBorders>
+              <w:top w:val="single" w:color="BFBFBF" w:sz="4"/>
+              <w:left w:val="single" w:color="BFBFBF" w:sz="4"/>
+              <w:bottom w:val="single" w:color="BFBFBF" w:sz="4"/>
+              <w:right w:val="single" w:color="BFBFBF" w:sz="4"/>
+            </w:tcBorders>
+            <w:tcMar>
+              <w:top w:type="dxa" w:w="100"/>
+              <w:left w:type="dxa" w:w="140"/>
+              <w:bottom w:type="dxa" w:w="100"/>
+              <w:right w:type="dxa" w:w="140"/>
+            </w:tcMar>
+          </w:tcPr>
+          <w:p>
+            <w:pPr>
+              <w:spacing w:after="0"/>
+            </w:pPr>
+            <w:r>
+              <w:t xml:space="preserve">In coordinator UX: the inbox tab that surfaces applications a student has flagged for human help, regardless of whether the application has been formally submitted yet.</w:t>
+            </w:r>
+          </w:p>
+        </w:tc>
+      </w:tr>
+    </w:tbl>
+    <w:p>
+      <w:pPr>
+        <w:pStyle w:val="Heading1"/>
+      </w:pPr>
+      <w:r>
+        <w:t xml:space="preserve">12. Conclusion</w:t>
+      </w:r>
+    </w:p>
+    <w:p>
+      <w:pPr>
+        <w:spacing w:after="140"/>
+      </w:pPr>
+      <w:r>
+        <w:t xml:space="preserve">UniGuide at finals submission is a deliberately scoped MVP with conscious trade-offs in test depth offset by static-typing rigour and resilience-first engineering. Every PRD feature plus six new features added in the finals build are traced to a test case and a current PASS. The post-finals quality plan ramps automated coverage to a full pyramid without rewriting any of today's surface code; the seams are already in place.</w:t>
       </w:r>
     </w:p>
     <w:p>
@@ -7431,7 +8599,7 @@
           <w:iCs/>
           <w:color w:val="808080"/>
         </w:rPr>
-        <w:t xml:space="preserve">— End of Refined QATD —</w:t>
+        <w:t xml:space="preserve">End of Refined QATD</w:t>
       </w:r>
     </w:p>
     <w:sectPr>
@@ -7588,7 +8756,7 @@
         <w:sz w:val="18"/>
         <w:szCs w:val="18"/>
       </w:rPr>
-      <w:t xml:space="preserve">UniGuide — Refined QATD · UMHackathon 2026 Finals · Team 108</w:t>
+      <w:t xml:space="preserve">REFINED QATD · UMHackathon 2026 · Team 108</w:t>
     </w:r>
   </w:p>
 </w:hdr>
@@ -7904,8 +9072,8 @@
       <w:b/>
       <w:bCs/>
       <w:color w:val="1F3864"/>
-      <w:sz w:val="32"/>
-      <w:szCs w:val="32"/>
+      <w:sz w:val="30"/>
+      <w:szCs w:val="30"/>
     </w:rPr>
   </w:style>
   <w:style w:type="paragraph" w:styleId="Heading2">
@@ -7914,7 +9082,7 @@
     <w:next w:val="Normal"/>
     <w:qFormat/>
     <w:pPr>
-      <w:spacing w:after="120" w:before="220"/>
+      <w:spacing w:after="100" w:before="200"/>
       <w:outlineLvl w:val="1"/>
     </w:pPr>
     <w:rPr>
@@ -7922,8 +9090,8 @@
       <w:b/>
       <w:bCs/>
       <w:color w:val="2E74B5"/>
-      <w:sz w:val="26"/>
-      <w:szCs w:val="26"/>
+      <w:sz w:val="24"/>
+      <w:szCs w:val="24"/>
     </w:rPr>
   </w:style>
 </w:styles>

--- a/docs/QATD-Refined.docx
+++ b/docs/QATD-Refined.docx
@@ -98,7 +98,7 @@
     </w:p>
     <w:p>
       <w:pPr>
-        <w:spacing w:after="240"/>
+        <w:spacing w:after="320"/>
         <w:jc w:val="center"/>
       </w:pPr>
       <w:r>
@@ -109,64 +109,7 @@
         <w:t xml:space="preserve">Document version: </w:t>
       </w:r>
       <w:r>
-        <w:t xml:space="preserve">Final Round v2.0, 2 May 2026 (refines preliminary QATD shipped 26 April)</w:t>
-      </w:r>
-    </w:p>
-    <w:p>
-      <w:pPr>
-        <w:spacing w:after="320"/>
-        <w:jc w:val="center"/>
-      </w:pPr>
-      <w:r>
-        <w:drawing>
-          <wp:inline distT="0" distB="0" distL="0" distR="0">
-            <wp:extent cx="1143000" cy="571500"/>
-            <wp:effectExtent t="0" r="0" b="0" l="0"/>
-            <wp:docPr id="1" name="ZAI" descr="Z.AI Logo (Restricted Usage)" title="Z.AI Logo"/>
-            <wp:cNvGraphicFramePr>
-              <a:graphicFrameLocks xmlns:a="http://schemas.openxmlformats.org/drawingml/2006/main" noChangeAspect="1"/>
-            </wp:cNvGraphicFramePr>
-            <a:graphic xmlns:a="http://schemas.openxmlformats.org/drawingml/2006/main">
-              <a:graphicData uri="http://schemas.openxmlformats.org/drawingml/2006/picture">
-                <pic:pic xmlns:pic="http://schemas.openxmlformats.org/drawingml/2006/picture">
-                  <pic:nvPicPr>
-                    <pic:cNvPr id="0" name="" descr=""/>
-                    <pic:cNvPicPr>
-                      <a:picLocks noChangeAspect="1" noChangeArrowheads="1"/>
-                    </pic:cNvPicPr>
-                  </pic:nvPicPr>
-                  <pic:blipFill>
-                    <a:blip r:embed="rId9" cstate="none"/>
-                    <a:srcRect/>
-                    <a:stretch>
-                      <a:fillRect/>
-                    </a:stretch>
-                  </pic:blipFill>
-                  <pic:spPr bwMode="auto">
-                    <a:xfrm>
-                      <a:off x="0" y="0"/>
-                      <a:ext cx="1143000" cy="571500"/>
-                    </a:xfrm>
-                    <a:prstGeom prst="rect">
-                      <a:avLst/>
-                    </a:prstGeom>
-                  </pic:spPr>
-                </pic:pic>
-              </a:graphicData>
-            </a:graphic>
-          </wp:inline>
-        </w:drawing>
-      </w:r>
-      <w:r>
-        <w:t xml:space="preserve">          </w:t>
-      </w:r>
-      <w:r>
-        <w:rPr>
-          <w:i/>
-          <w:iCs/>
-          <w:color w:val="595959"/>
-        </w:rPr>
-        <w:t xml:space="preserve">[ YTL AI LABS logo, see /Logo folder in repo ]</w:t>
+        <w:t xml:space="preserve">Final Round v2.1, 2 May 2026 (sponsor logos in header)</w:t>
       </w:r>
     </w:p>
     <w:p>
@@ -8606,7 +8549,7 @@
       <w:headerReference w:type="default" r:id="rId7"/>
       <w:footerReference w:type="default" r:id="rId8"/>
       <w:pgSz w:w="12240" w:h="15840" w:orient="portrait"/>
-      <w:pgMar w:top="1440" w:right="1440" w:bottom="1440" w:left="1440" w:header="708" w:footer="708" w:gutter="0"/>
+      <w:pgMar w:top="1620" w:right="1440" w:bottom="1440" w:left="1440" w:header="708" w:footer="708" w:gutter="0"/>
       <w:pgNumType/>
       <w:docGrid w:linePitch="360"/>
     </w:sectPr>
@@ -8749,14 +8692,44 @@
       <w:jc w:val="right"/>
     </w:pPr>
     <w:r>
-      <w:rPr>
-        <w:i/>
-        <w:iCs/>
-        <w:color w:val="595959"/>
-        <w:sz w:val="18"/>
-        <w:szCs w:val="18"/>
-      </w:rPr>
-      <w:t xml:space="preserve">REFINED QATD · UMHackathon 2026 · Team 108</w:t>
+      <w:drawing>
+        <wp:inline distT="0" distB="0" distL="0" distR="0">
+          <wp:extent cx="1524000" cy="266700"/>
+          <wp:effectExtent t="0" r="0" b="0" l="0"/>
+          <wp:docPr id="1" name="SponsorLogos" descr="Sponsor logos for UMHackathon 2026 Finals" title="Z.AI and YTL AI Labs"/>
+          <wp:cNvGraphicFramePr>
+            <a:graphicFrameLocks xmlns:a="http://schemas.openxmlformats.org/drawingml/2006/main" noChangeAspect="1"/>
+          </wp:cNvGraphicFramePr>
+          <a:graphic xmlns:a="http://schemas.openxmlformats.org/drawingml/2006/main">
+            <a:graphicData uri="http://schemas.openxmlformats.org/drawingml/2006/picture">
+              <pic:pic xmlns:pic="http://schemas.openxmlformats.org/drawingml/2006/picture">
+                <pic:nvPicPr>
+                  <pic:cNvPr id="0" name="" descr=""/>
+                  <pic:cNvPicPr>
+                    <a:picLocks noChangeAspect="1" noChangeArrowheads="1"/>
+                  </pic:cNvPicPr>
+                </pic:nvPicPr>
+                <pic:blipFill>
+                  <a:blip r:embed="rId0" cstate="none"/>
+                  <a:srcRect/>
+                  <a:stretch>
+                    <a:fillRect/>
+                  </a:stretch>
+                </pic:blipFill>
+                <pic:spPr bwMode="auto">
+                  <a:xfrm>
+                    <a:off x="0" y="0"/>
+                    <a:ext cx="1524000" cy="266700"/>
+                  </a:xfrm>
+                  <a:prstGeom prst="rect">
+                    <a:avLst/>
+                  </a:prstGeom>
+                </pic:spPr>
+              </pic:pic>
+            </a:graphicData>
+          </a:graphic>
+        </wp:inline>
+      </w:drawing>
     </w:r>
   </w:p>
 </w:hdr>
@@ -9094,5 +9067,23 @@
       <w:szCs w:val="24"/>
     </w:rPr>
   </w:style>
+  <w:style w:type="paragraph" w:styleId="Heading3">
+    <w:name w:val="Heading 3"/>
+    <w:basedOn w:val="Normal"/>
+    <w:next w:val="Normal"/>
+    <w:qFormat/>
+    <w:pPr>
+      <w:spacing w:after="80" w:before="160"/>
+      <w:outlineLvl w:val="2"/>
+    </w:pPr>
+    <w:rPr>
+      <w:rFonts w:ascii="Calibri" w:cs="Calibri" w:eastAsia="Calibri" w:hAnsi="Calibri"/>
+      <w:b/>
+      <w:bCs/>
+      <w:color w:val="2E74B5"/>
+      <w:sz w:val="22"/>
+      <w:szCs w:val="22"/>
+    </w:rPr>
+  </w:style>
 </w:styles>
 </file>